--- a/Documentación/Actividad 4 Tec (App Movil).docx
+++ b/Documentación/Actividad 4 Tec (App Movil).docx
@@ -105,18 +105,13 @@
           </mc:Choice>
           <mc:Fallback>
             <w:pict>
-              <v:roundrect w14:anchorId="6BC6D3DC" id="Rectángulo: esquinas redondeadas 1" o:spid="_x0000_s1026" style="position:absolute;margin-left:-40.5pt;margin-top:-45.15pt;width:116.55pt;height:741.45pt;z-index:-251657216;visibility:visible;mso-wrap-style:square;mso-width-percent:0;mso-height-percent:0;mso-wrap-distance-left:9pt;mso-wrap-distance-top:0;mso-wrap-distance-right:9pt;mso-wrap-distance-bottom:0;mso-position-horizontal:absolute;mso-position-horizontal-relative:text;mso-position-vertical:absolute;mso-position-vertical-relative:text;mso-width-percent:0;mso-height-percent:0;mso-width-relative:margin;mso-height-relative:margin;v-text-anchor:middle" arcsize="10923f" o:gfxdata="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" fillcolor="#b7e996" stroked="f" strokeweight="1pt">
+              <v:roundrect w14:anchorId="6BC6D3DC" id="Rectángulo: esquinas redondeadas 1" o:spid="_x0000_s1026" style="position:absolute;margin-left:-40.5pt;margin-top:-45.15pt;width:116.55pt;height:741.45pt;z-index:-251657216;visibility:visible;mso-wrap-style:square;mso-width-percent:0;mso-height-percent:0;mso-wrap-distance-left:9pt;mso-wrap-distance-top:0;mso-wrap-distance-right:9pt;mso-wrap-distance-bottom:0;mso-position-horizontal:absolute;mso-position-horizontal-relative:text;mso-position-vertical:absolute;mso-position-vertical-relative:text;mso-width-percent:0;mso-height-percent:0;mso-width-relative:margin;mso-height-relative:margin;v-text-anchor:middle" arcsize="10923f" o:gfxdata="UEsDBBQABgAIAAAAIQC2gziS/gAAAOEBAAATAAAAW0NvbnRlbnRfVHlwZXNdLnhtbJSRQU7DMBBF 90jcwfIWJU67QAgl6YK0S0CoHGBkTxKLZGx5TGhvj5O2G0SRWNoz/78nu9wcxkFMGNg6quQqL6RA 0s5Y6ir5vt9lD1JwBDIwOMJKHpHlpr69KfdHjyxSmriSfYz+USnWPY7AufNIadK6MEJMx9ApD/oD OlTrorhX2lFEilmcO2RdNtjC5xDF9pCuTyYBB5bi6bQ4syoJ3g9WQ0ymaiLzg5KdCXlKLjvcW893 SUOqXwnz5DrgnHtJTxOsQfEKIT7DmDSUCaxw7Rqn8787ZsmRM9e2VmPeBN4uqYvTtW7jvijg9N/y JsXecLq0q+WD6m8AAAD//wMAUEsDBBQABgAIAAAAIQA4/SH/1gAAAJQBAAALAAAAX3JlbHMvLnJl bHOkkMFqwzAMhu+DvYPRfXGawxijTi+j0GvpHsDYimMaW0Yy2fr2M4PBMnrbUb/Q94l/f/hMi1qR JVI2sOt6UJgd+ZiDgffL8ekFlFSbvV0oo4EbChzGx4f9GRdb25HMsYhqlCwG5lrLq9biZkxWOiqY 22YiTra2kYMu1l1tQD30/bPm3wwYN0x18gb45AdQl1tp5j/sFB2T0FQ7R0nTNEV3j6o9feQzro1i OWA14Fm+Q8a1a8+Bvu/d/dMb2JY5uiPbhG/ktn4cqGU/er3pcvwCAAD//wMAUEsDBBQABgAIAAAA IQBDkLxCFgMAALkGAAAOAAAAZHJzL2Uyb0RvYy54bWysVdtu2zAMfR+wfxD0vtpOc0edIutlGNC1 RdOhz4osx0ZlSZOU275+pOS4WdvtYdiLIYnkIXVIHZ+d7xpJNsK6WqucZicpJUJxXdRqldPvj9ef xpQ4z1TBpFYip3vh6Pns44ezrZmKnq60LIQlAKLcdGtyWnlvpknieCUa5k60EQqMpbYN87C1q6Sw bAvojUx6aTpMttoWxmounIPTy2iks4BfloL7u7J0whOZU6jNh68N3yV+k9kZm64sM1XN2zLYP1TR sFpB0g7qknlG1rZ+A9XU3GqnS3/CdZPosqy5CHeA22Tpq9ssKmZEuAuQ40xHk/t/sPx2szD3Fkt3 5kbzZweMJFvjpp0FN6712ZW2QV8onOwCi/uORbHzhMNh1h+n2XhACQfbpJ8N+9kAeU7Y9BBurPNf hG4ILnJq9VoVD9CrQCHb3Dgf/Q9+oTwt6+K6ljJs7Gp5IS3ZMOjr59HVZDJsU7hjN6nQWWkMi4jx RITJgDRoXkm9JZYVUPnpZJSmoYgwgKJLwTgXyg+jiflvuoips9EghQjAZlMmTcXicR8OwyncuUMK DGAydNZrL+yiKrZkKdf2AbMP0jEEkaJGSk7HWdzArOIS8QiTK3hk3lJitX+qfRUGBBuAkEhWV/BS Mv4c6Xy/rNY7FNUVgzA4nFfFSrSU9JCRyN0Ra2FC4lCE8fB7KTBYqgdRkrqAMej9mccsmipWiJbG A4tv+AqAiFxCCzvsFgBF4nWPsrbY1h9DY91d8F8afAjuIkJmrXwX3NRK2/duJv0huIz+7TNykRpk aamL/b3F3oWX4wy/rqFnN8z5e2ZBdqDFIKX+Dj4lzElOuawNJZW2P1+foR+oAFgo2YJ85dT9WDMr KJFfFejDJOv3Ac6HTX8w6sHGHluWxxa1bi40vKQMxNrwsER/Lw/L0urmCZR2jlnBxBSH3FAgDmPc XPgoq6DVXMznwQ00zjB/oxaGIziyiXP3uHti1rSP34Nu3OqD1MEz+v35R1+MVHq+9rqsgza88Nny DPoYH1jUchTg433wevnjzH4BAAD//wMAUEsDBBQABgAIAAAAIQCv/ODB3wAAAAwBAAAPAAAAZHJz L2Rvd25yZXYueG1sTI/BTsMwEETvSPyDtUjcWjsplDaNUwESEreWlg9w7SVJiddR7Lbh79me4Daj Hb2dKdej78QZh9gG0pBNFQgkG1xLtYbP/dtkASImQ850gVDDD0ZYV7c3pSlcuNAHnnepFgyhWBgN TUp9IWW0DXoTp6FH4ttXGLxJbIdausFcGO47mSs1l960xB8a0+Nrg/Z7d/JMUe9bs1HZGF72G3W0 D9alp6j1/d34vAKRcEx/YbjW5+pQcadDOJGLotMwWWS8JbFYqhmIa+Ixz0AcWMyW+RxkVcr/I6pf AAAA//8DAFBLAQItABQABgAIAAAAIQC2gziS/gAAAOEBAAATAAAAAAAAAAAAAAAAAAAAAABbQ29u dGVudF9UeXBlc10ueG1sUEsBAi0AFAAGAAgAAAAhADj9If/WAAAAlAEAAAsAAAAAAAAAAAAAAAAA LwEAAF9yZWxzLy5yZWxzUEsBAi0AFAAGAAgAAAAhAEOQvEIWAwAAuQYAAA4AAAAAAAAAAAAAAAAA LgIAAGRycy9lMm9Eb2MueG1sUEsBAi0AFAAGAAgAAAAhAK/84MHfAAAADAEAAA8AAAAAAAAAAAAA AAAAcAUAAGRycy9kb3ducmV2LnhtbFBLBQYAAAAABAAEAPMAAAB8BgAAAAA= " fillcolor="#b7e996" stroked="f" strokeweight="1pt">
                 <v:stroke joinstyle="miter"/>
                 <v:shadow on="t" color="black" opacity="26214f" origin=".5,-.5" offset="-.74836mm,.74836mm"/>
               </v:roundrect>
             </w:pict>
           </mc:Fallback>
         </mc:AlternateContent>
-      </w:r>
-      <w:r>
-        <w:rPr>
-          <w:noProof/>
-        </w:rPr>
         <w:drawing>
           <wp:anchor distT="0" distB="0" distL="114300" distR="114300" simplePos="0" relativeHeight="251660288" behindDoc="0" locked="0" layoutInCell="1" allowOverlap="1" wp14:anchorId="70839B0A" wp14:editId="03DFC579">
             <wp:simplePos x="0" y="0"/>
@@ -191,16 +186,7 @@
           <w:sz w:val="72"/>
           <w:szCs w:val="72"/>
         </w:rPr>
-        <w:t xml:space="preserve">Actividad </w:t>
-      </w:r>
-      <w:r>
-        <w:rPr>
-          <w:b/>
-          <w:bCs/>
-          <w:sz w:val="72"/>
-          <w:szCs w:val="72"/>
-        </w:rPr>
-        <w:t>4</w:t>
+        <w:t xml:space="preserve">Actividad 4</w:t>
       </w:r>
     </w:p>
     <w:p>
@@ -416,14 +402,7 @@
           <w:sz w:val="36"/>
           <w:szCs w:val="36"/>
         </w:rPr>
-        <w:t>Luis Fernando Núñez Díaz</w:t>
-      </w:r>
-      <w:r>
-        <w:rPr>
-          <w:sz w:val="36"/>
-          <w:szCs w:val="36"/>
-        </w:rPr>
-        <w:t xml:space="preserve"> - Ricardo Baranda Cisneros – Bryan David Mariñelarena Ponce</w:t>
+        <w:t xml:space="preserve">Luis Fernando Núñez Díaz - Ricardo Baranda Cisneros – Bryan David Mariñelarena Ponce</w:t>
       </w:r>
     </w:p>
     <w:p>
@@ -555,31 +534,7 @@
     </w:p>
     <w:p>
       <w:r>
-        <w:t xml:space="preserve">Genera una aplicación de gestión de tareas que utilice </w:t>
-      </w:r>
-      <w:proofErr w:type="spellStart"/>
-      <w:r>
-        <w:t>Room</w:t>
-      </w:r>
-      <w:proofErr w:type="spellEnd"/>
-      <w:r>
-        <w:t xml:space="preserve"> para persistencia de datos locales, integrando operaciones CRUD, validaciones de entrada y una interfaz reactiva con </w:t>
-      </w:r>
-      <w:proofErr w:type="spellStart"/>
-      <w:r>
-        <w:t>Jetpack</w:t>
-      </w:r>
-      <w:proofErr w:type="spellEnd"/>
-      <w:r>
-        <w:t> </w:t>
-      </w:r>
-      <w:proofErr w:type="spellStart"/>
-      <w:r>
-        <w:t>Compose</w:t>
-      </w:r>
-      <w:proofErr w:type="spellEnd"/>
-      <w:r>
-        <w:t>. </w:t>
+        <w:t xml:space="preserve">Genera una aplicación de gestión de tareas que utilice Room para persistencia de datos locales, integrando operaciones CRUD, validaciones de entrada y una interfaz reactiva con Jetpack Compose. </w:t>
       </w:r>
     </w:p>
     <w:p/>
@@ -634,23 +589,7 @@
         </w:numPr>
       </w:pPr>
       <w:r>
-        <w:t>Crea un nuevo proyecto en Android Studio con </w:t>
-      </w:r>
-      <w:proofErr w:type="spellStart"/>
-      <w:r>
-        <w:t>Jetpack</w:t>
-      </w:r>
-      <w:proofErr w:type="spellEnd"/>
-      <w:r>
-        <w:t> </w:t>
-      </w:r>
-      <w:proofErr w:type="spellStart"/>
-      <w:r>
-        <w:t>Compose</w:t>
-      </w:r>
-      <w:proofErr w:type="spellEnd"/>
-      <w:r>
-        <w:t>. </w:t>
+        <w:t>Crea un nuevo proyecto en Android Studio con Jetpack Compose. </w:t>
       </w:r>
     </w:p>
     <w:p>
@@ -662,23 +601,7 @@
         </w:numPr>
       </w:pPr>
       <w:r>
-        <w:t xml:space="preserve">Agrega las dependencias de </w:t>
-      </w:r>
-      <w:proofErr w:type="spellStart"/>
-      <w:r>
-        <w:t>Room</w:t>
-      </w:r>
-      <w:proofErr w:type="spellEnd"/>
-      <w:r>
-        <w:t xml:space="preserve"> al archivo </w:t>
-      </w:r>
-      <w:proofErr w:type="spellStart"/>
-      <w:r>
-        <w:t>build.gradle</w:t>
-      </w:r>
-      <w:proofErr w:type="spellEnd"/>
-      <w:r>
-        <w:t> (usar versión 2.7.1 o superior). </w:t>
+        <w:t xml:space="preserve">Agrega las dependencias de Room al archivo build.gradle (usar versión 2.7.1 o superior). </w:t>
       </w:r>
     </w:p>
     <w:p>
@@ -794,23 +717,7 @@
         </w:numPr>
       </w:pPr>
       <w:r>
-        <w:t>Define una entidad </w:t>
-      </w:r>
-      <w:proofErr w:type="spellStart"/>
-      <w:r>
-        <w:t>Task</w:t>
-      </w:r>
-      <w:proofErr w:type="spellEnd"/>
-      <w:r>
-        <w:t> con campos: id (autogenerado), title (String), description (String), isCompleted (Boolean) y </w:t>
-      </w:r>
-      <w:proofErr w:type="spellStart"/>
-      <w:r>
-        <w:t>dueDate</w:t>
-      </w:r>
-      <w:proofErr w:type="spellEnd"/>
-      <w:r>
-        <w:t> (Long). </w:t>
+        <w:t>Define una entidad Task con campos: id (autogenerado), title (String), description (String), isCompleted (Boolean) y dueDate (Long). </w:t>
       </w:r>
     </w:p>
     <w:p>
@@ -941,23 +848,7 @@
         </w:numPr>
       </w:pPr>
       <w:r>
-        <w:t>Implementa una clase </w:t>
-      </w:r>
-      <w:proofErr w:type="spellStart"/>
-      <w:r>
-        <w:t>AppDatabase</w:t>
-      </w:r>
-      <w:proofErr w:type="spellEnd"/>
-      <w:r>
-        <w:t xml:space="preserve"> abstracta con patrón </w:t>
-      </w:r>
-      <w:proofErr w:type="spellStart"/>
-      <w:r>
-        <w:t>Singleton</w:t>
-      </w:r>
-      <w:proofErr w:type="spellEnd"/>
-      <w:r>
-        <w:t>. </w:t>
+        <w:t xml:space="preserve">Implementa una clase AppDatabase abstracta con patrón Singleton. </w:t>
       </w:r>
     </w:p>
     <w:p>
@@ -969,15 +860,7 @@
         </w:numPr>
       </w:pPr>
       <w:r>
-        <w:t>Define un repositorio (</w:t>
-      </w:r>
-      <w:proofErr w:type="spellStart"/>
-      <w:r>
-        <w:t>TaskRepository</w:t>
-      </w:r>
-      <w:proofErr w:type="spellEnd"/>
-      <w:r>
-        <w:t>) que use el DAO para operaciones. </w:t>
+        <w:t>Define un repositorio (TaskRepository) que use el DAO para operaciones. </w:t>
       </w:r>
     </w:p>
     <w:p>
@@ -1081,23 +964,7 @@
           <w:b/>
           <w:bCs/>
         </w:rPr>
-        <w:t>Integración con </w:t>
-      </w:r>
-      <w:proofErr w:type="spellStart"/>
-      <w:r>
-        <w:rPr>
-          <w:b/>
-          <w:bCs/>
-        </w:rPr>
-        <w:t>ViewModel</w:t>
-      </w:r>
-      <w:proofErr w:type="spellEnd"/>
-      <w:r>
-        <w:rPr>
-          <w:b/>
-          <w:bCs/>
-        </w:rPr>
-        <w:t>: </w:t>
+        <w:t>Integración con ViewModel: </w:t>
       </w:r>
     </w:p>
     <w:p>
@@ -1109,39 +976,7 @@
         </w:numPr>
       </w:pPr>
       <w:r>
-        <w:t>Crea un </w:t>
-      </w:r>
-      <w:proofErr w:type="spellStart"/>
-      <w:r>
-        <w:t>TaskViewModel</w:t>
-      </w:r>
-      <w:proofErr w:type="spellEnd"/>
-      <w:r>
-        <w:t> que exponga los datos mediante </w:t>
-      </w:r>
-      <w:proofErr w:type="spellStart"/>
-      <w:r>
-        <w:t>StateFlow</w:t>
-      </w:r>
-      <w:proofErr w:type="spellEnd"/>
-      <w:r>
-        <w:t> y maneje eventos como </w:t>
-      </w:r>
-      <w:proofErr w:type="spellStart"/>
-      <w:r>
-        <w:t>addTask</w:t>
-      </w:r>
-      <w:proofErr w:type="spellEnd"/>
-      <w:r>
-        <w:t> o </w:t>
-      </w:r>
-      <w:proofErr w:type="spellStart"/>
-      <w:r>
-        <w:t>deleteTask</w:t>
-      </w:r>
-      <w:proofErr w:type="spellEnd"/>
-      <w:r>
-        <w:t>. </w:t>
+        <w:t>Crea un TaskViewModel que exponga los datos mediante StateFlow y maneje eventos como addTask o deleteTask. </w:t>
       </w:r>
     </w:p>
     <w:p>
@@ -1153,15 +988,7 @@
         </w:numPr>
       </w:pPr>
       <w:r>
-        <w:t>Usa </w:t>
-      </w:r>
-      <w:proofErr w:type="spellStart"/>
-      <w:r>
-        <w:t>viewModelScope</w:t>
-      </w:r>
-      <w:proofErr w:type="spellEnd"/>
-      <w:r>
-        <w:t> para operaciones asíncronas. </w:t>
+        <w:t>Usa viewModelScope para operaciones asíncronas. </w:t>
       </w:r>
     </w:p>
     <w:p>
@@ -1392,13 +1219,8 @@
           <w:numId w:val="8"/>
         </w:numPr>
       </w:pPr>
-      <w:proofErr w:type="spellStart"/>
-      <w:r>
-        <w:t>LazyColumn</w:t>
-      </w:r>
-      <w:proofErr w:type="spellEnd"/>
-      <w:r>
-        <w:t> para mostrar tareas. </w:t>
+      <w:r>
+        <w:t>LazyColumn para mostrar tareas. </w:t>
       </w:r>
     </w:p>
     <w:p>
@@ -1409,13 +1231,8 @@
           <w:numId w:val="8"/>
         </w:numPr>
       </w:pPr>
-      <w:proofErr w:type="spellStart"/>
-      <w:r>
-        <w:t>FloatingActionButton</w:t>
-      </w:r>
-      <w:proofErr w:type="spellEnd"/>
-      <w:r>
-        <w:t> para abrir un diálogo de creación. </w:t>
+      <w:r>
+        <w:t>FloatingActionButton para abrir un diálogo de creación. </w:t>
       </w:r>
     </w:p>
     <w:p>
@@ -1498,11 +1315,6 @@
             </wp14:sizeRelV>
           </wp:anchor>
         </w:drawing>
-      </w:r>
-      <w:r>
-        <w:rPr>
-          <w:noProof/>
-        </w:rPr>
         <w:drawing>
           <wp:anchor distT="0" distB="0" distL="114300" distR="114300" simplePos="0" relativeHeight="251667456" behindDoc="0" locked="0" layoutInCell="1" allowOverlap="1" wp14:anchorId="4496A7FC" wp14:editId="13B75D5D">
             <wp:simplePos x="0" y="0"/>
@@ -1833,11 +1645,6 @@
             </wp14:sizeRelV>
           </wp:anchor>
         </w:drawing>
-      </w:r>
-      <w:r>
-        <w:rPr>
-          <w:noProof/>
-        </w:rPr>
         <w:drawing>
           <wp:anchor distT="0" distB="0" distL="114300" distR="114300" simplePos="0" relativeHeight="251669504" behindDoc="0" locked="0" layoutInCell="1" allowOverlap="1" wp14:anchorId="652D4428" wp14:editId="2B61CE14">
             <wp:simplePos x="0" y="0"/>
@@ -2052,15 +1859,7 @@
     </w:p>
     <w:p>
       <w:r>
-        <w:t xml:space="preserve">Desarrollar una aplicación móvil que combine animaciones fluidas, gestos intuitivos y almacenamiento local con </w:t>
-      </w:r>
-      <w:proofErr w:type="spellStart"/>
-      <w:r>
-        <w:t>Room</w:t>
-      </w:r>
-      <w:proofErr w:type="spellEnd"/>
-      <w:r>
-        <w:t>, priorizando una experiencia de usuario cohesiva y eficiente. </w:t>
+        <w:t xml:space="preserve">Desarrollar una aplicación móvil que combine animaciones fluidas, gestos intuitivos y almacenamiento local con Room, priorizando una experiencia de usuario cohesiva y eficiente. </w:t>
       </w:r>
     </w:p>
     <w:p/>
@@ -2104,15 +1903,7 @@
           <w:bCs/>
           <w:lang w:eastAsia="es-MX"/>
         </w:rPr>
-        <w:t>Configuración inicial</w:t>
-      </w:r>
-      <w:r>
-        <w:rPr>
-          <w:b/>
-          <w:bCs/>
-          <w:lang w:eastAsia="es-MX"/>
-        </w:rPr>
-        <w:t>:</w:t>
+        <w:t>Configuración inicial:</w:t>
       </w:r>
     </w:p>
     <w:p>
@@ -2133,59 +1924,28 @@
           <w:bCs/>
           <w:lang w:eastAsia="es-MX"/>
         </w:rPr>
-        <w:t xml:space="preserve">Android Studio utilizando </w:t>
-      </w:r>
-      <w:proofErr w:type="spellStart"/>
-      <w:r>
-        <w:rPr>
-          <w:b/>
-          <w:bCs/>
-          <w:lang w:eastAsia="es-MX"/>
-        </w:rPr>
-        <w:t>Kotlin</w:t>
-      </w:r>
-      <w:proofErr w:type="spellEnd"/>
+        <w:t xml:space="preserve">Android Studio utilizando Kotlin</w:t>
+      </w:r>
       <w:r>
         <w:rPr>
           <w:lang w:eastAsia="es-MX"/>
         </w:rPr>
         <w:t xml:space="preserve"> y </w:t>
       </w:r>
-      <w:proofErr w:type="spellStart"/>
-      <w:r>
-        <w:rPr>
-          <w:b/>
-          <w:bCs/>
-          <w:lang w:eastAsia="es-MX"/>
-        </w:rPr>
-        <w:t>Jetpack</w:t>
-      </w:r>
-      <w:proofErr w:type="spellEnd"/>
-      <w:r>
-        <w:rPr>
-          <w:b/>
-          <w:bCs/>
-          <w:lang w:eastAsia="es-MX"/>
-        </w:rPr>
-        <w:t xml:space="preserve"> </w:t>
-      </w:r>
-      <w:proofErr w:type="spellStart"/>
-      <w:r>
-        <w:rPr>
-          <w:b/>
-          <w:bCs/>
-          <w:lang w:eastAsia="es-MX"/>
-        </w:rPr>
-        <w:t>Compose</w:t>
-      </w:r>
-      <w:proofErr w:type="spellEnd"/>
+      <w:r>
+        <w:rPr>
+          <w:b/>
+          <w:bCs/>
+          <w:lang w:eastAsia="es-MX"/>
+        </w:rPr>
+        <w:t xml:space="preserve">Jetpack Compose</w:t>
+      </w:r>
       <w:r>
         <w:rPr>
           <w:lang w:eastAsia="es-MX"/>
         </w:rPr>
         <w:t xml:space="preserve">. Para almacenar la información de las notas se utilizó </w:t>
       </w:r>
-      <w:proofErr w:type="spellStart"/>
       <w:r>
         <w:rPr>
           <w:b/>
@@ -2194,7 +1954,6 @@
         </w:rPr>
         <w:t>Room</w:t>
       </w:r>
-      <w:proofErr w:type="spellEnd"/>
       <w:r>
         <w:rPr>
           <w:lang w:eastAsia="es-MX"/>
@@ -2252,23 +2011,13 @@
           <w:lang w:eastAsia="es-MX"/>
         </w:rPr>
       </w:pPr>
-      <w:proofErr w:type="spellStart"/>
-      <w:r>
-        <w:rPr>
-          <w:b/>
-          <w:bCs/>
-          <w:lang w:eastAsia="es-MX"/>
-        </w:rPr>
-        <w:t>title</w:t>
-      </w:r>
-      <w:proofErr w:type="spellEnd"/>
-      <w:r>
-        <w:rPr>
-          <w:b/>
-          <w:bCs/>
-          <w:lang w:eastAsia="es-MX"/>
-        </w:rPr>
-        <w:t>:</w:t>
+      <w:r>
+        <w:rPr>
+          <w:b/>
+          <w:bCs/>
+          <w:lang w:eastAsia="es-MX"/>
+        </w:rPr>
+        <w:t>title:</w:t>
       </w:r>
       <w:r>
         <w:rPr>
@@ -2288,23 +2037,13 @@
           <w:lang w:eastAsia="es-MX"/>
         </w:rPr>
       </w:pPr>
-      <w:proofErr w:type="spellStart"/>
-      <w:r>
-        <w:rPr>
-          <w:b/>
-          <w:bCs/>
-          <w:lang w:eastAsia="es-MX"/>
-        </w:rPr>
-        <w:t>content</w:t>
-      </w:r>
-      <w:proofErr w:type="spellEnd"/>
-      <w:r>
-        <w:rPr>
-          <w:b/>
-          <w:bCs/>
-          <w:lang w:eastAsia="es-MX"/>
-        </w:rPr>
-        <w:t>:</w:t>
+      <w:r>
+        <w:rPr>
+          <w:b/>
+          <w:bCs/>
+          <w:lang w:eastAsia="es-MX"/>
+        </w:rPr>
+        <w:t>content:</w:t>
       </w:r>
       <w:r>
         <w:rPr>
@@ -2349,49 +2088,7 @@
         <w:rPr>
           <w:lang w:eastAsia="es-MX"/>
         </w:rPr>
-        <w:t xml:space="preserve">También se implementaron los componentes de </w:t>
-      </w:r>
-      <w:proofErr w:type="spellStart"/>
-      <w:r>
-        <w:rPr>
-          <w:lang w:eastAsia="es-MX"/>
-        </w:rPr>
-        <w:t>Room</w:t>
-      </w:r>
-      <w:proofErr w:type="spellEnd"/>
-      <w:r>
-        <w:rPr>
-          <w:lang w:eastAsia="es-MX"/>
-        </w:rPr>
-        <w:t xml:space="preserve"> necesarios, como </w:t>
-      </w:r>
-      <w:proofErr w:type="spellStart"/>
-      <w:r>
-        <w:rPr>
-          <w:lang w:eastAsia="es-MX"/>
-        </w:rPr>
-        <w:t>NoteDao</w:t>
-      </w:r>
-      <w:proofErr w:type="spellEnd"/>
-      <w:r>
-        <w:rPr>
-          <w:lang w:eastAsia="es-MX"/>
-        </w:rPr>
-        <w:t xml:space="preserve">, </w:t>
-      </w:r>
-      <w:proofErr w:type="spellStart"/>
-      <w:r>
-        <w:rPr>
-          <w:lang w:eastAsia="es-MX"/>
-        </w:rPr>
-        <w:t>NoteDatabase</w:t>
-      </w:r>
-      <w:proofErr w:type="spellEnd"/>
-      <w:r>
-        <w:rPr>
-          <w:lang w:eastAsia="es-MX"/>
-        </w:rPr>
-        <w:t>, los conversores de datos y el repositorio.</w:t>
+        <w:t xml:space="preserve">También se implementaron los componentes de Room necesarios, como NoteDao, NoteDatabase, los conversores de datos y el repositorio.</w:t>
       </w:r>
     </w:p>
     <w:p>
@@ -2500,15 +2197,7 @@
           <w:lang w:eastAsia="es-MX"/>
         </w:rPr>
         <w:lastRenderedPageBreak/>
-        <w:t>Implementar operaciones CRUD</w:t>
-      </w:r>
-      <w:r>
-        <w:rPr>
-          <w:b/>
-          <w:bCs/>
-          <w:lang w:eastAsia="es-MX"/>
-        </w:rPr>
-        <w:t>:</w:t>
+        <w:t>Implementar operaciones CRUD:</w:t>
       </w:r>
     </w:p>
     <w:p>
@@ -2654,7 +2343,6 @@
         </w:rPr>
         <w:t xml:space="preserve">Para gestionar estas operaciones se utilizó </w:t>
       </w:r>
-      <w:proofErr w:type="spellStart"/>
       <w:r>
         <w:rPr>
           <w:b/>
@@ -2663,54 +2351,11 @@
         </w:rPr>
         <w:t>RoomDatabase</w:t>
       </w:r>
-      <w:proofErr w:type="spellEnd"/>
-      <w:r>
-        <w:rPr>
-          <w:lang w:eastAsia="es-MX"/>
-        </w:rPr>
-        <w:t xml:space="preserve">, un </w:t>
-      </w:r>
-      <w:proofErr w:type="spellStart"/>
-      <w:r>
-        <w:rPr>
-          <w:lang w:eastAsia="es-MX"/>
-        </w:rPr>
-        <w:t>Repository</w:t>
-      </w:r>
-      <w:proofErr w:type="spellEnd"/>
-      <w:r>
-        <w:rPr>
-          <w:lang w:eastAsia="es-MX"/>
-        </w:rPr>
-        <w:t xml:space="preserve"> y un </w:t>
-      </w:r>
-      <w:proofErr w:type="spellStart"/>
-      <w:r>
-        <w:rPr>
-          <w:lang w:eastAsia="es-MX"/>
-        </w:rPr>
-        <w:t>ViewModel</w:t>
-      </w:r>
-      <w:proofErr w:type="spellEnd"/>
-      <w:r>
-        <w:rPr>
-          <w:lang w:eastAsia="es-MX"/>
-        </w:rPr>
-        <w:t xml:space="preserve">. El </w:t>
-      </w:r>
-      <w:proofErr w:type="spellStart"/>
-      <w:r>
-        <w:rPr>
-          <w:lang w:eastAsia="es-MX"/>
-        </w:rPr>
-        <w:t>NoteDao</w:t>
-      </w:r>
-      <w:proofErr w:type="spellEnd"/>
-      <w:r>
-        <w:rPr>
-          <w:lang w:eastAsia="es-MX"/>
-        </w:rPr>
-        <w:t xml:space="preserve"> se encarga de realizar las operaciones directamente sobre la base de datos.</w:t>
+      <w:r>
+        <w:rPr>
+          <w:lang w:eastAsia="es-MX"/>
+        </w:rPr>
+        <w:t xml:space="preserve">, un Repository y un ViewModel. El NoteDao se encarga de realizar las operaciones directamente sobre la base de datos.</w:t>
       </w:r>
     </w:p>
     <w:p>
@@ -2874,11 +2519,6 @@
             </wp14:sizeRelV>
           </wp:anchor>
         </w:drawing>
-      </w:r>
-      <w:r>
-        <w:rPr>
-          <w:noProof/>
-        </w:rPr>
         <w:drawing>
           <wp:anchor distT="0" distB="0" distL="114300" distR="114300" simplePos="0" relativeHeight="251672576" behindDoc="0" locked="0" layoutInCell="1" allowOverlap="1" wp14:anchorId="7F9E12E7" wp14:editId="0E04E50A">
             <wp:simplePos x="0" y="0"/>
@@ -2986,46 +2626,20 @@
           <w:lang w:eastAsia="es-MX"/>
         </w:rPr>
         <w:lastRenderedPageBreak/>
-        <w:t>Diseñar interfaz con animaciones</w:t>
-      </w:r>
-      <w:r>
-        <w:rPr>
-          <w:b/>
-          <w:bCs/>
-          <w:lang w:eastAsia="es-MX"/>
-        </w:rPr>
-        <w:t>:</w:t>
+        <w:t>Diseñar interfaz con animaciones:</w:t>
       </w:r>
     </w:p>
     <w:p>
       <w:r>
         <w:t xml:space="preserve">La interfaz fue desarrollada utilizando </w:t>
       </w:r>
-      <w:proofErr w:type="spellStart"/>
-      <w:r>
-        <w:rPr>
-          <w:b/>
-          <w:bCs/>
-        </w:rPr>
-        <w:t>Jetpack</w:t>
-      </w:r>
-      <w:proofErr w:type="spellEnd"/>
-      <w:r>
-        <w:rPr>
-          <w:b/>
-          <w:bCs/>
-        </w:rPr>
-        <w:t xml:space="preserve"> </w:t>
-      </w:r>
-      <w:proofErr w:type="spellStart"/>
-      <w:r>
-        <w:rPr>
-          <w:b/>
-          <w:bCs/>
-        </w:rPr>
-        <w:t>Compose</w:t>
-      </w:r>
-      <w:proofErr w:type="spellEnd"/>
+      <w:r>
+        <w:rPr>
+          <w:b/>
+          <w:bCs/>
+        </w:rPr>
+        <w:t xml:space="preserve">Jetpack Compose</w:t>
+      </w:r>
       <w:r>
         <w:t xml:space="preserve"> y </w:t>
       </w:r>
@@ -3042,36 +2656,32 @@
     </w:p>
     <w:p>
       <w:r>
-        <w:t xml:space="preserve">Se implementó una animación para que las notas aparezcan de manera visual al agregarse. Para esto se utilizó </w:t>
-      </w:r>
-      <w:proofErr w:type="spellStart"/>
-      <w:r>
-        <w:t>AnimatedVisibility</w:t>
-      </w:r>
-      <w:proofErr w:type="spellEnd"/>
-      <w:r>
-        <w:t xml:space="preserve">, combinando animaciones de desplazamiento horizontal y aparición gradual mediante </w:t>
-      </w:r>
-      <w:proofErr w:type="spellStart"/>
-      <w:r>
-        <w:t>slideInHorizontally</w:t>
-      </w:r>
-      <w:proofErr w:type="spellEnd"/>
-      <w:r>
-        <w:t xml:space="preserve"> y </w:t>
-      </w:r>
-      <w:proofErr w:type="spellStart"/>
-      <w:r>
-        <w:t>fadeIn</w:t>
-      </w:r>
-      <w:proofErr w:type="spellEnd"/>
-      <w:r>
-        <w:t>.</w:t>
+        <w:t xml:space="preserve">Se implementó una animación para que las notas aparezcan de manera visual al agregarse. Para esto se utilizó AnimatedVisibility, combinando animaciones de desplazamiento horizontal y aparición gradual mediante slideInHorizontally y fadeIn.</w:t>
       </w:r>
     </w:p>
     <w:p>
       <w:r>
         <w:t>Esto permite que la aplicación tenga una interacción más dinámica al momento de agregar una nota.</w:t>
+      </w:r>
+    </w:p>
+    <w:p>
+      <w:pPr>
+        <w:rPr>
+          <w:lang w:eastAsia="es-MX"/>
+        </w:rPr>
+      </w:pPr>
+      <w:r>
+        <w:t xml:space="preserve">Además de la animación de entrada, se reforzaron otras animaciones: al agregar, eliminar o filtrar notas (por ejemplo, al buscar), las tarjetas restantes se reacomodan con una animación de posición en vez de saltar de golpe a su nuevo lugar.</w:t>
+      </w:r>
+    </w:p>
+    <w:p>
+      <w:pPr>
+        <w:rPr>
+          <w:lang w:eastAsia="es-MX"/>
+        </w:rPr>
+      </w:pPr>
+      <w:r>
+        <w:t xml:space="preserve">También se agregó una animación de escala al presionar una tarjeta (retroalimentación visual del toque) y una transición entre la lista de notas y el estado vacío.</w:t>
       </w:r>
     </w:p>
     <w:p/>
@@ -3190,15 +2800,7 @@
           <w:lang w:eastAsia="es-MX"/>
         </w:rPr>
         <w:lastRenderedPageBreak/>
-        <w:t>Añadir gestos</w:t>
-      </w:r>
-      <w:r>
-        <w:rPr>
-          <w:b/>
-          <w:bCs/>
-          <w:lang w:eastAsia="es-MX"/>
-        </w:rPr>
-        <w:t>:</w:t>
+        <w:t>Añadir gestos:</w:t>
       </w:r>
     </w:p>
     <w:p>
@@ -3210,48 +2812,15 @@
           <w:b/>
           <w:bCs/>
         </w:rPr>
-        <w:t>deslizamiento (</w:t>
-      </w:r>
-      <w:proofErr w:type="spellStart"/>
-      <w:r>
-        <w:rPr>
-          <w:b/>
-          <w:bCs/>
-        </w:rPr>
-        <w:t>swipe</w:t>
-      </w:r>
-      <w:proofErr w:type="spellEnd"/>
+        <w:t>deslizamiento (swipe</w:t>
+      </w:r>
       <w:r>
         <w:t>) para eliminar las notas.</w:t>
       </w:r>
     </w:p>
     <w:p>
       <w:r>
-        <w:t xml:space="preserve">El usuario puede deslizar una nota hacia un lado para eliminarla. En la versión implementada se utiliza </w:t>
-      </w:r>
-      <w:proofErr w:type="spellStart"/>
-      <w:r>
-        <w:t>SwipeToDismissBox</w:t>
-      </w:r>
-      <w:proofErr w:type="spellEnd"/>
-      <w:r>
-        <w:t xml:space="preserve">, que permite realizar esta acción de manera sencilla dentro de </w:t>
-      </w:r>
-      <w:proofErr w:type="spellStart"/>
-      <w:r>
-        <w:t>Jetpack</w:t>
-      </w:r>
-      <w:proofErr w:type="spellEnd"/>
-      <w:r>
-        <w:t xml:space="preserve"> </w:t>
-      </w:r>
-      <w:proofErr w:type="spellStart"/>
-      <w:r>
-        <w:t>Compose</w:t>
-      </w:r>
-      <w:proofErr w:type="spellEnd"/>
-      <w:r>
-        <w:t>.</w:t>
+        <w:t xml:space="preserve">El usuario puede deslizar una nota hacia un lado para eliminarla. En la versión implementada se utiliza SwipeToDismissBox, que permite realizar esta acción de manera sencilla dentro de Jetpack Compose.</w:t>
       </w:r>
     </w:p>
     <w:p>
@@ -3335,6 +2904,127 @@
         </w:drawing>
       </w:r>
     </w:p>
+    <w:p>
+      <w:pPr>
+        <w:pageBreakBefore/>
+        <w:rPr>
+          <w:lang w:eastAsia="es-MX"/>
+        </w:rPr>
+      </w:pPr>
+      <w:r>
+        <w:t xml:space="preserve">Además del swipe, se agregó un segundo gesto: una </w:t>
+      </w:r>
+      <w:r>
+        <w:rPr>
+          <w:b/>
+          <w:bCs/>
+        </w:rPr>
+        <w:t xml:space="preserve">pulsación larga</w:t>
+      </w:r>
+      <w:r>
+        <w:t xml:space="preserve"> sobre una nota abre una vista de lectura a pantalla completa con </w:t>
+      </w:r>
+      <w:r>
+        <w:rPr>
+          <w:b/>
+          <w:bCs/>
+        </w:rPr>
+        <w:t xml:space="preserve">zoom de pellizco</w:t>
+      </w:r>
+      <w:r>
+        <w:t xml:space="preserve"> (pinch-to-zoom), pensada para notas con texto largo o letra pequeña.</w:t>
+      </w:r>
+    </w:p>
+    <w:p>
+      <w:pPr>
+        <w:rPr>
+          <w:lang w:eastAsia="es-MX"/>
+        </w:rPr>
+      </w:pPr>
+      <w:r>
+        <w:t xml:space="preserve">Al pellizcar con dos dedos sobre el texto este se agranda o achica (detectTransformGestures), y con doble toque se restablece el tamaño original. El tap normal sigue abriendo "Editar nota" como antes; el zoom no interfiere con eso.</w:t>
+      </w:r>
+    </w:p>
+    <w:p>
+      <w:pPr>
+        <w:rPr>
+          <w:lang w:eastAsia="es-MX"/>
+        </w:rPr>
+      </w:pPr>
+      <w:r>
+        <w:rPr>
+          <w:noProof/>
+        </w:rPr>
+        <w:drawing>
+          <wp:anchor distT="0" distB="0" distL="114300" distR="114300" simplePos="0" relativeHeight="251680200" behindDoc="0" locked="0" layoutInCell="1" allowOverlap="1" wp14:anchorId="AA100003" wp14:editId="AB100003">
+            <wp:simplePos x="0" y="0"/>
+            <wp:positionH relativeFrom="column">
+              <wp:posOffset>-3810</wp:posOffset>
+            </wp:positionH>
+            <wp:positionV relativeFrom="paragraph">
+              <wp:posOffset>0</wp:posOffset>
+            </wp:positionV>
+            <wp:extent cx="1620000" cy="3510000"/>
+            <wp:effectExtent l="152400" t="152400" r="361315" b="357505"/>
+            <wp:wrapNone/>
+            <wp:docPr id="103" name="Imagen 103"/>
+            <wp:cNvGraphicFramePr>
+              <a:graphicFrameLocks xmlns:a="http://schemas.openxmlformats.org/drawingml/2006/main" noChangeAspect="1"/>
+            </wp:cNvGraphicFramePr>
+            <a:graphic xmlns:a="http://schemas.openxmlformats.org/drawingml/2006/main">
+              <a:graphicData uri="http://schemas.openxmlformats.org/drawingml/2006/picture">
+                <pic:pic xmlns:pic="http://schemas.openxmlformats.org/drawingml/2006/picture">
+                  <pic:nvPicPr>
+                    <pic:cNvPr id="0" name="Imagen 103"/>
+                    <pic:cNvPicPr>
+                      <a:picLocks noChangeAspect="1" noChangeArrowheads="1"/>
+                    </pic:cNvPicPr>
+                  </pic:nvPicPr>
+                  <pic:blipFill>
+                    <a:blip r:embed="rId25" cstate="print">
+                      <a:extLst>
+                        <a:ext uri="{28A0092B-C50C-407E-A947-70E740481C1C}">
+                          <a14:useLocalDpi xmlns:a14="http://schemas.microsoft.com/office/drawing/2010/main" val="0"/>
+                        </a:ext>
+                      </a:extLst>
+                    </a:blip>
+                    <a:srcRect/>
+                    <a:stretch>
+                      <a:fillRect/>
+                    </a:stretch>
+                  </pic:blipFill>
+                  <pic:spPr bwMode="auto">
+                    <a:xfrm>
+                      <a:off x="0" y="0"/>
+                      <a:ext cx="1620000" cy="3510000"/>
+                    </a:xfrm>
+                    <a:prstGeom prst="rect">
+                      <a:avLst/>
+                    </a:prstGeom>
+                    <a:ln>
+                      <a:noFill/>
+                    </a:ln>
+                    <a:effectLst>
+                      <a:outerShdw blurRad="292100" dist="139700" dir="2700000" algn="tl" rotWithShape="0">
+                        <a:srgbClr val="333333">
+                          <a:alpha val="65000"/>
+                        </a:srgbClr>
+                      </a:outerShdw>
+                    </a:effectLst>
+                  </pic:spPr>
+                </pic:pic>
+              </a:graphicData>
+            </a:graphic>
+            <wp14:sizeRelH relativeFrom="page">
+              <wp14:pctWidth>0</wp14:pctWidth>
+            </wp14:sizeRelH>
+            <wp14:sizeRelV relativeFrom="page">
+              <wp14:pctHeight>0</wp14:pctHeight>
+            </wp14:sizeRelV>
+          </wp:anchor>
+        </w:drawing>
+      </w:r>
+    </w:p>
     <w:p/>
     <w:p/>
     <w:p/>
@@ -3359,6 +3049,7 @@
     <w:p>
       <w:pPr>
         <w:pStyle w:val="Prrafodelista"/>
+        <w:pageBreakBefore/>
         <w:numPr>
           <w:ilvl w:val="0"/>
           <w:numId w:val="15"/>
@@ -3375,16 +3066,263 @@
           <w:bCs/>
           <w:lang w:eastAsia="es-MX"/>
         </w:rPr>
+        <w:t>Diseño responsivo:</w:t>
+      </w:r>
+    </w:p>
+    <w:p>
+      <w:pPr>
+        <w:rPr>
+          <w:lang w:eastAsia="es-MX"/>
+        </w:rPr>
+      </w:pPr>
+      <w:r>
+        <w:t xml:space="preserve">La pantalla de notas se implementó con una cuadrícula adaptable (</w:t>
+      </w:r>
+      <w:r>
+        <w:rPr>
+          <w:b/>
+          <w:bCs/>
+        </w:rPr>
+        <w:t xml:space="preserve">LazyVerticalStaggeredGrid</w:t>
+      </w:r>
+      <w:r>
+        <w:t xml:space="preserve"> con </w:t>
+      </w:r>
+      <w:r>
+        <w:rPr>
+          <w:b/>
+          <w:bCs/>
+        </w:rPr>
+        <w:t xml:space="preserve">StaggeredGridCells.Adaptive</w:t>
+      </w:r>
+      <w:r>
+        <w:t xml:space="preserve">) en lugar de una lista de una sola columna fija.</w:t>
+      </w:r>
+    </w:p>
+    <w:p>
+      <w:pPr>
+        <w:rPr>
+          <w:lang w:eastAsia="es-MX"/>
+        </w:rPr>
+      </w:pPr>
+      <w:r>
+        <w:t xml:space="preserve">El número de columnas se recalcula solo, según el ancho disponible: una columna en un teléfono en vertical, y varias columnas al girar a horizontal o en una pantalla más grande (tablet), sin necesidad de escribir lógica distinta para cada tamaño de dispositivo.</w:t>
+      </w:r>
+    </w:p>
+    <w:p>
+      <w:pPr>
+        <w:rPr>
+          <w:lang w:eastAsia="es-MX"/>
+        </w:rPr>
+      </w:pPr>
+      <w:r>
+        <w:t xml:space="preserve">Esto se verificó en un emulador: con las mismas notas, la cuadrícula pasa de 2 columnas en vertical a 5 columnas al rotar a horizontal.</w:t>
+      </w:r>
+    </w:p>
+    <w:p>
+      <w:pPr>
+        <w:rPr>
+          <w:lang w:eastAsia="es-MX"/>
+        </w:rPr>
+      </w:pPr>
+      <w:r>
+        <w:t xml:space="preserve">Vista vertical (2 columnas):</w:t>
+      </w:r>
+    </w:p>
+    <w:p>
+      <w:pPr>
+        <w:rPr>
+          <w:lang w:eastAsia="es-MX"/>
+        </w:rPr>
+      </w:pPr>
+      <w:r>
+        <w:rPr>
+          <w:noProof/>
+        </w:rPr>
+        <w:drawing>
+          <wp:anchor distT="0" distB="0" distL="114300" distR="114300" simplePos="0" relativeHeight="251680000" behindDoc="0" locked="0" layoutInCell="1" allowOverlap="1" wp14:anchorId="AA100001" wp14:editId="AB100001">
+            <wp:simplePos x="0" y="0"/>
+            <wp:positionH relativeFrom="column">
+              <wp:posOffset>-3810</wp:posOffset>
+            </wp:positionH>
+            <wp:positionV relativeFrom="paragraph">
+              <wp:posOffset>0</wp:posOffset>
+            </wp:positionV>
+            <wp:extent cx="1620000" cy="3510000"/>
+            <wp:effectExtent l="152400" t="152400" r="361315" b="357505"/>
+            <wp:wrapNone/>
+            <wp:docPr id="101" name="Imagen 101"/>
+            <wp:cNvGraphicFramePr>
+              <a:graphicFrameLocks xmlns:a="http://schemas.openxmlformats.org/drawingml/2006/main" noChangeAspect="1"/>
+            </wp:cNvGraphicFramePr>
+            <a:graphic xmlns:a="http://schemas.openxmlformats.org/drawingml/2006/main">
+              <a:graphicData uri="http://schemas.openxmlformats.org/drawingml/2006/picture">
+                <pic:pic xmlns:pic="http://schemas.openxmlformats.org/drawingml/2006/picture">
+                  <pic:nvPicPr>
+                    <pic:cNvPr id="0" name="Imagen 101"/>
+                    <pic:cNvPicPr>
+                      <a:picLocks noChangeAspect="1" noChangeArrowheads="1"/>
+                    </pic:cNvPicPr>
+                  </pic:nvPicPr>
+                  <pic:blipFill>
+                    <a:blip r:embed="rId26" cstate="print">
+                      <a:extLst>
+                        <a:ext uri="{28A0092B-C50C-407E-A947-70E740481C1C}">
+                          <a14:useLocalDpi xmlns:a14="http://schemas.microsoft.com/office/drawing/2010/main" val="0"/>
+                        </a:ext>
+                      </a:extLst>
+                    </a:blip>
+                    <a:srcRect/>
+                    <a:stretch>
+                      <a:fillRect/>
+                    </a:stretch>
+                  </pic:blipFill>
+                  <pic:spPr bwMode="auto">
+                    <a:xfrm>
+                      <a:off x="0" y="0"/>
+                      <a:ext cx="1620000" cy="3510000"/>
+                    </a:xfrm>
+                    <a:prstGeom prst="rect">
+                      <a:avLst/>
+                    </a:prstGeom>
+                    <a:ln>
+                      <a:noFill/>
+                    </a:ln>
+                    <a:effectLst>
+                      <a:outerShdw blurRad="292100" dist="139700" dir="2700000" algn="tl" rotWithShape="0">
+                        <a:srgbClr val="333333">
+                          <a:alpha val="65000"/>
+                        </a:srgbClr>
+                      </a:outerShdw>
+                    </a:effectLst>
+                  </pic:spPr>
+                </pic:pic>
+              </a:graphicData>
+            </a:graphic>
+            <wp14:sizeRelH relativeFrom="page">
+              <wp14:pctWidth>0</wp14:pctWidth>
+            </wp14:sizeRelH>
+            <wp14:sizeRelV relativeFrom="page">
+              <wp14:pctHeight>0</wp14:pctHeight>
+            </wp14:sizeRelV>
+          </wp:anchor>
+        </w:drawing>
+      </w:r>
+    </w:p>
+    <w:p>
+      <w:pPr>
+        <w:pageBreakBefore/>
+        <w:rPr>
+          <w:lang w:eastAsia="es-MX"/>
+        </w:rPr>
+      </w:pPr>
+      <w:r>
+        <w:t xml:space="preserve">Misma pantalla, en horizontal (5 columnas):</w:t>
+      </w:r>
+    </w:p>
+    <w:p>
+      <w:pPr>
+        <w:rPr>
+          <w:lang w:eastAsia="es-MX"/>
+        </w:rPr>
+      </w:pPr>
+      <w:r>
+        <w:rPr>
+          <w:noProof/>
+        </w:rPr>
+        <w:drawing>
+          <wp:anchor distT="0" distB="0" distL="114300" distR="114300" simplePos="0" relativeHeight="251680100" behindDoc="0" locked="0" layoutInCell="1" allowOverlap="1" wp14:anchorId="AA100002" wp14:editId="AB100002">
+            <wp:simplePos x="0" y="0"/>
+            <wp:positionH relativeFrom="column">
+              <wp:posOffset>-3810</wp:posOffset>
+            </wp:positionH>
+            <wp:positionV relativeFrom="paragraph">
+              <wp:posOffset>0</wp:posOffset>
+            </wp:positionV>
+            <wp:extent cx="3600000" cy="1620000"/>
+            <wp:effectExtent l="152400" t="152400" r="361315" b="357505"/>
+            <wp:wrapNone/>
+            <wp:docPr id="102" name="Imagen 102"/>
+            <wp:cNvGraphicFramePr>
+              <a:graphicFrameLocks xmlns:a="http://schemas.openxmlformats.org/drawingml/2006/main" noChangeAspect="1"/>
+            </wp:cNvGraphicFramePr>
+            <a:graphic xmlns:a="http://schemas.openxmlformats.org/drawingml/2006/main">
+              <a:graphicData uri="http://schemas.openxmlformats.org/drawingml/2006/picture">
+                <pic:pic xmlns:pic="http://schemas.openxmlformats.org/drawingml/2006/picture">
+                  <pic:nvPicPr>
+                    <pic:cNvPr id="0" name="Imagen 102"/>
+                    <pic:cNvPicPr>
+                      <a:picLocks noChangeAspect="1" noChangeArrowheads="1"/>
+                    </pic:cNvPicPr>
+                  </pic:nvPicPr>
+                  <pic:blipFill>
+                    <a:blip r:embed="rId27" cstate="print">
+                      <a:extLst>
+                        <a:ext uri="{28A0092B-C50C-407E-A947-70E740481C1C}">
+                          <a14:useLocalDpi xmlns:a14="http://schemas.microsoft.com/office/drawing/2010/main" val="0"/>
+                        </a:ext>
+                      </a:extLst>
+                    </a:blip>
+                    <a:srcRect/>
+                    <a:stretch>
+                      <a:fillRect/>
+                    </a:stretch>
+                  </pic:blipFill>
+                  <pic:spPr bwMode="auto">
+                    <a:xfrm>
+                      <a:off x="0" y="0"/>
+                      <a:ext cx="3600000" cy="1620000"/>
+                    </a:xfrm>
+                    <a:prstGeom prst="rect">
+                      <a:avLst/>
+                    </a:prstGeom>
+                    <a:ln>
+                      <a:noFill/>
+                    </a:ln>
+                    <a:effectLst>
+                      <a:outerShdw blurRad="292100" dist="139700" dir="2700000" algn="tl" rotWithShape="0">
+                        <a:srgbClr val="333333">
+                          <a:alpha val="65000"/>
+                        </a:srgbClr>
+                      </a:outerShdw>
+                    </a:effectLst>
+                  </pic:spPr>
+                </pic:pic>
+              </a:graphicData>
+            </a:graphic>
+            <wp14:sizeRelH relativeFrom="page">
+              <wp14:pctWidth>0</wp14:pctWidth>
+            </wp14:sizeRelH>
+            <wp14:sizeRelV relativeFrom="page">
+              <wp14:pctHeight>0</wp14:pctHeight>
+            </wp14:sizeRelV>
+          </wp:anchor>
+        </w:drawing>
+      </w:r>
+    </w:p>
+    <w:p/>
+    <w:p>
+      <w:pPr>
+        <w:pStyle w:val="Prrafodelista"/>
+        <w:pageBreakBefore/>
+        <w:numPr>
+          <w:ilvl w:val="0"/>
+          <w:numId w:val="15"/>
+        </w:numPr>
+        <w:rPr>
+          <w:b/>
+          <w:bCs/>
+          <w:lang w:eastAsia="es-MX"/>
+        </w:rPr>
+      </w:pPr>
+      <w:r>
+        <w:rPr>
+          <w:b/>
+          <w:bCs/>
+          <w:lang w:eastAsia="es-MX"/>
+        </w:rPr>
         <w:lastRenderedPageBreak/>
-        <w:t>Pruebas y ajustes</w:t>
-      </w:r>
-      <w:r>
-        <w:rPr>
-          <w:b/>
-          <w:bCs/>
-          <w:lang w:eastAsia="es-MX"/>
-        </w:rPr>
-        <w:t>:</w:t>
+        <w:t>Pruebas y ajustes:</w:t>
       </w:r>
     </w:p>
     <w:p>
@@ -3482,21 +3420,43 @@
         <w:rPr>
           <w:lang w:eastAsia="es-MX"/>
         </w:rPr>
-        <w:t xml:space="preserve">Eliminación mediante el gesto de </w:t>
-      </w:r>
-      <w:proofErr w:type="spellStart"/>
-      <w:r>
-        <w:rPr>
-          <w:lang w:eastAsia="es-MX"/>
-        </w:rPr>
-        <w:t>swipe</w:t>
-      </w:r>
-      <w:proofErr w:type="spellEnd"/>
-      <w:r>
-        <w:rPr>
-          <w:lang w:eastAsia="es-MX"/>
-        </w:rPr>
-        <w:t>.</w:t>
+        <w:t xml:space="preserve">Eliminación mediante el gesto de swipe.</w:t>
+      </w:r>
+    </w:p>
+    <w:p>
+      <w:pPr>
+        <w:pStyle w:val="Prrafodelista"/>
+        <w:numPr>
+          <w:ilvl w:val="0"/>
+          <w:numId w:val="25"/>
+        </w:numPr>
+        <w:rPr>
+          <w:lang w:eastAsia="es-MX"/>
+        </w:rPr>
+      </w:pPr>
+      <w:r>
+        <w:rPr>
+          <w:lang w:eastAsia="es-MX"/>
+        </w:rPr>
+        <w:t>Zoom con pellizco (pulsación larga sobre una nota) para leer el contenido ampliado.</w:t>
+      </w:r>
+    </w:p>
+    <w:p>
+      <w:pPr>
+        <w:pStyle w:val="Prrafodelista"/>
+        <w:numPr>
+          <w:ilvl w:val="0"/>
+          <w:numId w:val="25"/>
+        </w:numPr>
+        <w:rPr>
+          <w:lang w:eastAsia="es-MX"/>
+        </w:rPr>
+      </w:pPr>
+      <w:r>
+        <w:rPr>
+          <w:lang w:eastAsia="es-MX"/>
+        </w:rPr>
+        <w:t>Reacomodo de la cuadrícula al girar el dispositivo (de 2 a 5 columnas con las mismas notas).</w:t>
       </w:r>
     </w:p>
     <w:p>

--- a/Documentación/Actividad 4 Tec (App Movil).docx
+++ b/Documentación/Actividad 4 Tec (App Movil).docx
@@ -1,6 +1,6 @@
 
 <file path=word/document.xml><?xml version="1.0" encoding="utf-8"?>
-<w:document xmlns:wpc="http://schemas.microsoft.com/office/word/2010/wordprocessingCanvas" xmlns:cx="http://schemas.microsoft.com/office/drawing/2014/chartex" xmlns:cx1="http://schemas.microsoft.com/office/drawing/2015/9/8/chartex" xmlns:cx2="http://schemas.microsoft.com/office/drawing/2015/10/21/chartex" xmlns:cx3="http://schemas.microsoft.com/office/drawing/2016/5/9/chartex" xmlns:cx4="http://schemas.microsoft.com/office/drawing/2016/5/10/chartex" xmlns:cx5="http://schemas.microsoft.com/office/drawing/2016/5/11/chartex" xmlns:cx6="http://schemas.microsoft.com/office/drawing/2016/5/12/chartex" xmlns:cx7="http://schemas.microsoft.com/office/drawing/2016/5/13/chartex" xmlns:cx8="http://schemas.microsoft.com/office/drawing/2016/5/14/chartex" xmlns:mc="http://schemas.openxmlformats.org/markup-compatibility/2006" xmlns:aink="http://schemas.microsoft.com/office/drawing/2016/ink" xmlns:am3d="http://schemas.microsoft.com/office/drawing/2017/model3d" xmlns:o="urn:schemas-microsoft-com:office:office" xmlns:oel="http://schemas.microsoft.com/office/2019/extlst" xmlns:r="http://schemas.openxmlformats.org/officeDocument/2006/relationships" xmlns:m="http://schemas.openxmlformats.org/officeDocument/2006/math" xmlns:v="urn:schemas-microsoft-com:vml" xmlns:wp14="http://schemas.microsoft.com/office/word/2010/wordprocessingDrawing" xmlns:wp="http://schemas.openxmlformats.org/drawingml/2006/wordprocessingDrawing" xmlns:w10="urn:schemas-microsoft-com:office:word" xmlns:w="http://schemas.openxmlformats.org/wordprocessingml/2006/main" xmlns:w14="http://schemas.microsoft.com/office/word/2010/wordml" xmlns:w15="http://schemas.microsoft.com/office/word/2012/wordml" xmlns:w16cex="http://schemas.microsoft.com/office/word/2018/wordml/cex" xmlns:w16cid="http://schemas.microsoft.com/office/word/2016/wordml/cid" xmlns:w16="http://schemas.microsoft.com/office/word/2018/wordml" xmlns:w16sdtdh="http://schemas.microsoft.com/office/word/2020/wordml/sdtdatahash" xmlns:w16se="http://schemas.microsoft.com/office/word/2015/wordml/symex" xmlns:wpg="http://schemas.microsoft.com/office/word/2010/wordprocessingGroup" xmlns:wpi="http://schemas.microsoft.com/office/word/2010/wordprocessingInk" xmlns:wne="http://schemas.microsoft.com/office/word/2006/wordml" xmlns:wps="http://schemas.microsoft.com/office/word/2010/wordprocessingShape" mc:Ignorable="w14 w15 w16se w16cid w16 w16cex w16sdtdh wp14">
+<w:document xmlns:wpc="http://schemas.microsoft.com/office/word/2010/wordprocessingCanvas" xmlns:cx="http://schemas.microsoft.com/office/drawing/2014/chartex" xmlns:cx1="http://schemas.microsoft.com/office/drawing/2015/9/8/chartex" xmlns:cx2="http://schemas.microsoft.com/office/drawing/2015/10/21/chartex" xmlns:cx3="http://schemas.microsoft.com/office/drawing/2016/5/9/chartex" xmlns:cx4="http://schemas.microsoft.com/office/drawing/2016/5/10/chartex" xmlns:cx5="http://schemas.microsoft.com/office/drawing/2016/5/11/chartex" xmlns:cx6="http://schemas.microsoft.com/office/drawing/2016/5/12/chartex" xmlns:cx7="http://schemas.microsoft.com/office/drawing/2016/5/13/chartex" xmlns:cx8="http://schemas.microsoft.com/office/drawing/2016/5/14/chartex" xmlns:mc="http://schemas.openxmlformats.org/markup-compatibility/2006" xmlns:aink="http://schemas.microsoft.com/office/drawing/2016/ink" xmlns:am3d="http://schemas.microsoft.com/office/drawing/2017/model3d" xmlns:o="urn:schemas-microsoft-com:office:office" xmlns:oel="http://schemas.microsoft.com/office/2019/extlst" xmlns:r="http://schemas.openxmlformats.org/officeDocument/2006/relationships" xmlns:m="http://schemas.openxmlformats.org/officeDocument/2006/math" xmlns:v="urn:schemas-microsoft-com:vml" xmlns:wp14="http://schemas.microsoft.com/office/word/2010/wordprocessingDrawing" xmlns:wp="http://schemas.openxmlformats.org/drawingml/2006/wordprocessingDrawing" xmlns:w10="urn:schemas-microsoft-com:office:word" xmlns:w="http://schemas.openxmlformats.org/wordprocessingml/2006/main" xmlns:w14="http://schemas.microsoft.com/office/word/2010/wordml" xmlns:w15="http://schemas.microsoft.com/office/word/2012/wordml" xmlns:w16cex="http://schemas.microsoft.com/office/word/2018/wordml/cex" xmlns:w16cid="http://schemas.microsoft.com/office/word/2016/wordml/cid" xmlns:w16="http://schemas.microsoft.com/office/word/2018/wordml" xmlns:w16du="http://schemas.microsoft.com/office/word/2023/wordml/word16du" xmlns:w16sdtdh="http://schemas.microsoft.com/office/word/2020/wordml/sdtdatahash" xmlns:w16sdtfl="http://schemas.microsoft.com/office/word/2024/wordml/sdtformatlock" xmlns:w16se="http://schemas.microsoft.com/office/word/2015/wordml/symex" xmlns:wpg="http://schemas.microsoft.com/office/word/2010/wordprocessingGroup" xmlns:wpi="http://schemas.microsoft.com/office/word/2010/wordprocessingInk" xmlns:wne="http://schemas.microsoft.com/office/word/2006/wordml" xmlns:wps="http://schemas.microsoft.com/office/word/2010/wordprocessingShape" mc:Ignorable="w14 w15 w16se w16cid w16 w16cex w16sdtdh w16sdtfl w16du wp14">
   <w:body>
     <w:p>
       <w:pPr>
@@ -112,6 +112,11 @@
             </w:pict>
           </mc:Fallback>
         </mc:AlternateContent>
+      </w:r>
+      <w:r>
+        <w:rPr>
+          <w:noProof/>
+        </w:rPr>
         <w:drawing>
           <wp:anchor distT="0" distB="0" distL="114300" distR="114300" simplePos="0" relativeHeight="251660288" behindDoc="0" locked="0" layoutInCell="1" allowOverlap="1" wp14:anchorId="70839B0A" wp14:editId="03DFC579">
             <wp:simplePos x="0" y="0"/>
@@ -186,7 +191,7 @@
           <w:sz w:val="72"/>
           <w:szCs w:val="72"/>
         </w:rPr>
-        <w:t xml:space="preserve">Actividad 4</w:t>
+        <w:t>Actividad 4</w:t>
       </w:r>
     </w:p>
     <w:p>
@@ -402,7 +407,7 @@
           <w:sz w:val="36"/>
           <w:szCs w:val="36"/>
         </w:rPr>
-        <w:t xml:space="preserve">Luis Fernando Núñez Díaz - Ricardo Baranda Cisneros – Bryan David Mariñelarena Ponce</w:t>
+        <w:t>Luis Fernando Núñez Díaz - Ricardo Baranda Cisneros – Bryan David Mariñelarena Ponce</w:t>
       </w:r>
     </w:p>
     <w:p>
@@ -534,7 +539,7 @@
     </w:p>
     <w:p>
       <w:r>
-        <w:t xml:space="preserve">Genera una aplicación de gestión de tareas que utilice Room para persistencia de datos locales, integrando operaciones CRUD, validaciones de entrada y una interfaz reactiva con Jetpack Compose. </w:t>
+        <w:t>Genera una aplicación de gestión de tareas que utilice Room para persistencia de datos locales, integrando operaciones CRUD, validaciones de entrada y una interfaz reactiva con Jetpack Compose. </w:t>
       </w:r>
     </w:p>
     <w:p/>
@@ -601,7 +606,7 @@
         </w:numPr>
       </w:pPr>
       <w:r>
-        <w:t xml:space="preserve">Agrega las dependencias de Room al archivo build.gradle (usar versión 2.7.1 o superior). </w:t>
+        <w:t>Agrega las dependencias de Room al archivo build.gradle (usar versión 2.7.1 o superior). </w:t>
       </w:r>
     </w:p>
     <w:p>
@@ -848,7 +853,7 @@
         </w:numPr>
       </w:pPr>
       <w:r>
-        <w:t xml:space="preserve">Implementa una clase AppDatabase abstracta con patrón Singleton. </w:t>
+        <w:t>Implementa una clase AppDatabase abstracta con patrón Singleton. </w:t>
       </w:r>
     </w:p>
     <w:p>
@@ -1315,6 +1320,11 @@
             </wp14:sizeRelV>
           </wp:anchor>
         </w:drawing>
+      </w:r>
+      <w:r>
+        <w:rPr>
+          <w:noProof/>
+        </w:rPr>
         <w:drawing>
           <wp:anchor distT="0" distB="0" distL="114300" distR="114300" simplePos="0" relativeHeight="251667456" behindDoc="0" locked="0" layoutInCell="1" allowOverlap="1" wp14:anchorId="4496A7FC" wp14:editId="13B75D5D">
             <wp:simplePos x="0" y="0"/>
@@ -1645,6 +1655,11 @@
             </wp14:sizeRelV>
           </wp:anchor>
         </w:drawing>
+      </w:r>
+      <w:r>
+        <w:rPr>
+          <w:noProof/>
+        </w:rPr>
         <w:drawing>
           <wp:anchor distT="0" distB="0" distL="114300" distR="114300" simplePos="0" relativeHeight="251669504" behindDoc="0" locked="0" layoutInCell="1" allowOverlap="1" wp14:anchorId="652D4428" wp14:editId="2B61CE14">
             <wp:simplePos x="0" y="0"/>
@@ -1859,7 +1874,7 @@
     </w:p>
     <w:p>
       <w:r>
-        <w:t xml:space="preserve">Desarrollar una aplicación móvil que combine animaciones fluidas, gestos intuitivos y almacenamiento local con Room, priorizando una experiencia de usuario cohesiva y eficiente. </w:t>
+        <w:t>Desarrollar una aplicación móvil que combine animaciones fluidas, gestos intuitivos y almacenamiento local con Room, priorizando una experiencia de usuario cohesiva y eficiente. </w:t>
       </w:r>
     </w:p>
     <w:p/>
@@ -1909,6 +1924,122 @@
     <w:p>
       <w:pPr>
         <w:rPr>
+          <w:b/>
+          <w:bCs/>
+          <w:color w:val="ED7D31" w:themeColor="accent2"/>
+          <w:sz w:val="32"/>
+          <w:szCs w:val="28"/>
+        </w:rPr>
+      </w:pPr>
+      <w:r>
+        <w:rPr>
+          <w:b/>
+          <w:bCs/>
+          <w:color w:val="ED7D31" w:themeColor="accent2"/>
+          <w:sz w:val="32"/>
+          <w:szCs w:val="28"/>
+        </w:rPr>
+        <w:t xml:space="preserve">Diseño – Prototipo en </w:t>
+      </w:r>
+      <w:proofErr w:type="spellStart"/>
+      <w:r>
+        <w:rPr>
+          <w:b/>
+          <w:bCs/>
+          <w:color w:val="ED7D31" w:themeColor="accent2"/>
+          <w:sz w:val="32"/>
+          <w:szCs w:val="28"/>
+        </w:rPr>
+        <w:t>Figma</w:t>
+      </w:r>
+      <w:proofErr w:type="spellEnd"/>
+    </w:p>
+    <w:p>
+      <w:pPr>
+        <w:rPr>
+          <w:b/>
+          <w:bCs/>
+          <w:color w:val="ED7D31" w:themeColor="accent2"/>
+          <w:sz w:val="32"/>
+          <w:szCs w:val="28"/>
+        </w:rPr>
+      </w:pPr>
+      <w:r>
+        <w:rPr>
+          <w:b/>
+          <w:bCs/>
+          <w:color w:val="ED7D31" w:themeColor="accent2"/>
+          <w:sz w:val="32"/>
+          <w:szCs w:val="28"/>
+        </w:rPr>
+        <w:t xml:space="preserve">Flujo de usuario: </w:t>
+      </w:r>
+    </w:p>
+    <w:p>
+      <w:r>
+        <w:rPr>
+          <w:noProof/>
+        </w:rPr>
+        <w:drawing>
+          <wp:inline distT="0" distB="0" distL="0" distR="0" wp14:anchorId="5322B19C" wp14:editId="75048CC1">
+            <wp:extent cx="3415553" cy="3505200"/>
+            <wp:effectExtent l="0" t="0" r="0" b="0"/>
+            <wp:docPr id="1073783263" name="Imagen 1"/>
+            <wp:cNvGraphicFramePr>
+              <a:graphicFrameLocks xmlns:a="http://schemas.openxmlformats.org/drawingml/2006/main" noChangeAspect="1"/>
+            </wp:cNvGraphicFramePr>
+            <a:graphic xmlns:a="http://schemas.openxmlformats.org/drawingml/2006/main">
+              <a:graphicData uri="http://schemas.openxmlformats.org/drawingml/2006/picture">
+                <pic:pic xmlns:pic="http://schemas.openxmlformats.org/drawingml/2006/picture">
+                  <pic:nvPicPr>
+                    <pic:cNvPr id="1073783263" name=""/>
+                    <pic:cNvPicPr/>
+                  </pic:nvPicPr>
+                  <pic:blipFill>
+                    <a:blip r:embed="rId16"/>
+                    <a:stretch>
+                      <a:fillRect/>
+                    </a:stretch>
+                  </pic:blipFill>
+                  <pic:spPr>
+                    <a:xfrm>
+                      <a:off x="0" y="0"/>
+                      <a:ext cx="3420622" cy="3510402"/>
+                    </a:xfrm>
+                    <a:prstGeom prst="rect">
+                      <a:avLst/>
+                    </a:prstGeom>
+                  </pic:spPr>
+                </pic:pic>
+              </a:graphicData>
+            </a:graphic>
+          </wp:inline>
+        </w:drawing>
+      </w:r>
+    </w:p>
+    <w:p>
+      <w:r>
+        <w:t>El diseño de la aplicación se centra en una pantalla principal desde la cual el usuario puede visualizar, buscar y administrar sus notas. Mediante el botón “Nueva nota” es posible acceder a un diálogo para ingresar título, contenido y color. Las notas existentes permiten distintas formas de interacción: un toque abre la edición, un deslizamiento horizontal elimina la nota y una pulsación prolongada abre el modo de lectura ampliada. El buscador actualiza los resultados conforme el usuario introduce texto. Después de cada operación CRUD, la interfaz refleja automáticamente los cambios almacenados mediante Room.</w:t>
+      </w:r>
+    </w:p>
+    <w:p>
+      <w:r>
+        <w:lastRenderedPageBreak/>
+        <w:t xml:space="preserve">A continuación, el orden de las pantallas por orden de experiencia de usuario: Pantalla de inicio con notas y sin notas: </w:t>
+      </w:r>
+    </w:p>
+    <w:p>
+      <w:pPr>
+        <w:rPr>
+          <w:b/>
+          <w:bCs/>
+          <w:lang w:eastAsia="es-MX"/>
+        </w:rPr>
+      </w:pPr>
+    </w:p>
+    <w:p>
+      <w:pPr>
+        <w:rPr>
           <w:lang w:eastAsia="es-MX"/>
         </w:rPr>
       </w:pPr>
@@ -1924,7 +2055,7 @@
           <w:bCs/>
           <w:lang w:eastAsia="es-MX"/>
         </w:rPr>
-        <w:t xml:space="preserve">Android Studio utilizando Kotlin</w:t>
+        <w:t>Android Studio utilizando Kotlin</w:t>
       </w:r>
       <w:r>
         <w:rPr>
@@ -1938,7 +2069,7 @@
           <w:bCs/>
           <w:lang w:eastAsia="es-MX"/>
         </w:rPr>
-        <w:t xml:space="preserve">Jetpack Compose</w:t>
+        <w:t>Jetpack Compose</w:t>
       </w:r>
       <w:r>
         <w:rPr>
@@ -2086,24 +2217,16 @@
       </w:pPr>
       <w:r>
         <w:rPr>
-          <w:lang w:eastAsia="es-MX"/>
-        </w:rPr>
-        <w:t xml:space="preserve">También se implementaron los componentes de Room necesarios, como NoteDao, NoteDatabase, los conversores de datos y el repositorio.</w:t>
-      </w:r>
-    </w:p>
-    <w:p>
-      <w:r>
-        <w:rPr>
           <w:noProof/>
         </w:rPr>
         <w:drawing>
-          <wp:anchor distT="0" distB="0" distL="114300" distR="114300" simplePos="0" relativeHeight="251671552" behindDoc="0" locked="0" layoutInCell="1" allowOverlap="1" wp14:anchorId="7792E41E" wp14:editId="4A61A757">
+          <wp:anchor distT="0" distB="0" distL="114300" distR="114300" simplePos="0" relativeHeight="251671552" behindDoc="0" locked="0" layoutInCell="1" allowOverlap="1" wp14:anchorId="7792E41E" wp14:editId="197F8078">
             <wp:simplePos x="0" y="0"/>
             <wp:positionH relativeFrom="margin">
-              <wp:posOffset>19050</wp:posOffset>
+              <wp:posOffset>765810</wp:posOffset>
             </wp:positionH>
             <wp:positionV relativeFrom="paragraph">
-              <wp:posOffset>131445</wp:posOffset>
+              <wp:posOffset>393700</wp:posOffset>
             </wp:positionV>
             <wp:extent cx="1620000" cy="3510001"/>
             <wp:effectExtent l="152400" t="152400" r="361315" b="357505"/>
@@ -2122,7 +2245,7 @@
                     </pic:cNvPicPr>
                   </pic:nvPicPr>
                   <pic:blipFill>
-                    <a:blip r:embed="rId16" cstate="print">
+                    <a:blip r:embed="rId17" cstate="print">
                       <a:extLst>
                         <a:ext uri="{28A0092B-C50C-407E-A947-70E740481C1C}">
                           <a14:useLocalDpi xmlns:a14="http://schemas.microsoft.com/office/drawing/2010/main" val="0"/>
@@ -2165,7 +2288,14 @@
           </wp:anchor>
         </w:drawing>
       </w:r>
-    </w:p>
+      <w:r>
+        <w:rPr>
+          <w:lang w:eastAsia="es-MX"/>
+        </w:rPr>
+        <w:t>También se implementaron los componentes de Room necesarios, como NoteDao, NoteDatabase, los conversores de datos y el repositorio.</w:t>
+      </w:r>
+    </w:p>
+    <w:p/>
     <w:p/>
     <w:p/>
     <w:p/>
@@ -2196,7 +2326,6 @@
           <w:bCs/>
           <w:lang w:eastAsia="es-MX"/>
         </w:rPr>
-        <w:lastRenderedPageBreak/>
         <w:t>Implementar operaciones CRUD:</w:t>
       </w:r>
     </w:p>
@@ -2322,6 +2451,7 @@
           <w:bCs/>
           <w:lang w:eastAsia="es-MX"/>
         </w:rPr>
+        <w:lastRenderedPageBreak/>
         <w:t>Eliminar:</w:t>
       </w:r>
       <w:r>
@@ -2355,7 +2485,7 @@
         <w:rPr>
           <w:lang w:eastAsia="es-MX"/>
         </w:rPr>
-        <w:t xml:space="preserve">, un Repository y un ViewModel. El NoteDao se encarga de realizar las operaciones directamente sobre la base de datos.</w:t>
+        <w:t>, un Repository y un ViewModel. El NoteDao se encarga de realizar las operaciones directamente sobre la base de datos.</w:t>
       </w:r>
     </w:p>
     <w:p>
@@ -2397,81 +2527,6 @@
                 <pic:pic xmlns:pic="http://schemas.openxmlformats.org/drawingml/2006/picture">
                   <pic:nvPicPr>
                     <pic:cNvPr id="0" name="Picture 4"/>
-                    <pic:cNvPicPr>
-                      <a:picLocks noChangeAspect="1" noChangeArrowheads="1"/>
-                    </pic:cNvPicPr>
-                  </pic:nvPicPr>
-                  <pic:blipFill>
-                    <a:blip r:embed="rId17" cstate="print">
-                      <a:extLst>
-                        <a:ext uri="{28A0092B-C50C-407E-A947-70E740481C1C}">
-                          <a14:useLocalDpi xmlns:a14="http://schemas.microsoft.com/office/drawing/2010/main" val="0"/>
-                        </a:ext>
-                      </a:extLst>
-                    </a:blip>
-                    <a:srcRect/>
-                    <a:stretch>
-                      <a:fillRect/>
-                    </a:stretch>
-                  </pic:blipFill>
-                  <pic:spPr bwMode="auto">
-                    <a:xfrm>
-                      <a:off x="0" y="0"/>
-                      <a:ext cx="1619885" cy="3509645"/>
-                    </a:xfrm>
-                    <a:prstGeom prst="rect">
-                      <a:avLst/>
-                    </a:prstGeom>
-                    <a:ln>
-                      <a:noFill/>
-                    </a:ln>
-                    <a:effectLst>
-                      <a:outerShdw blurRad="292100" dist="139700" dir="2700000" algn="tl" rotWithShape="0">
-                        <a:srgbClr val="333333">
-                          <a:alpha val="65000"/>
-                        </a:srgbClr>
-                      </a:outerShdw>
-                    </a:effectLst>
-                  </pic:spPr>
-                </pic:pic>
-              </a:graphicData>
-            </a:graphic>
-            <wp14:sizeRelH relativeFrom="page">
-              <wp14:pctWidth>0</wp14:pctWidth>
-            </wp14:sizeRelH>
-            <wp14:sizeRelV relativeFrom="page">
-              <wp14:pctHeight>0</wp14:pctHeight>
-            </wp14:sizeRelV>
-          </wp:anchor>
-        </w:drawing>
-      </w:r>
-    </w:p>
-    <w:p>
-      <w:r>
-        <w:rPr>
-          <w:noProof/>
-        </w:rPr>
-        <w:drawing>
-          <wp:anchor distT="0" distB="0" distL="114300" distR="114300" simplePos="0" relativeHeight="251674624" behindDoc="0" locked="0" layoutInCell="1" allowOverlap="1" wp14:anchorId="719CE79B" wp14:editId="2FDADA0F">
-            <wp:simplePos x="0" y="0"/>
-            <wp:positionH relativeFrom="column">
-              <wp:posOffset>3787140</wp:posOffset>
-            </wp:positionH>
-            <wp:positionV relativeFrom="paragraph">
-              <wp:posOffset>10160</wp:posOffset>
-            </wp:positionV>
-            <wp:extent cx="1619885" cy="3509645"/>
-            <wp:effectExtent l="152400" t="152400" r="361315" b="357505"/>
-            <wp:wrapNone/>
-            <wp:docPr id="17" name="Imagen 17"/>
-            <wp:cNvGraphicFramePr>
-              <a:graphicFrameLocks xmlns:a="http://schemas.openxmlformats.org/drawingml/2006/main" noChangeAspect="1"/>
-            </wp:cNvGraphicFramePr>
-            <a:graphic xmlns:a="http://schemas.openxmlformats.org/drawingml/2006/main">
-              <a:graphicData uri="http://schemas.openxmlformats.org/drawingml/2006/picture">
-                <pic:pic xmlns:pic="http://schemas.openxmlformats.org/drawingml/2006/picture">
-                  <pic:nvPicPr>
-                    <pic:cNvPr id="0" name="Picture 5"/>
                     <pic:cNvPicPr>
                       <a:picLocks noChangeAspect="1" noChangeArrowheads="1"/>
                     </pic:cNvPicPr>
@@ -2519,19 +2574,26 @@
             </wp14:sizeRelV>
           </wp:anchor>
         </w:drawing>
+      </w:r>
+    </w:p>
+    <w:p>
+      <w:r>
+        <w:rPr>
+          <w:noProof/>
+        </w:rPr>
         <w:drawing>
-          <wp:anchor distT="0" distB="0" distL="114300" distR="114300" simplePos="0" relativeHeight="251672576" behindDoc="0" locked="0" layoutInCell="1" allowOverlap="1" wp14:anchorId="7F9E12E7" wp14:editId="0E04E50A">
+          <wp:anchor distT="0" distB="0" distL="114300" distR="114300" simplePos="0" relativeHeight="251674624" behindDoc="0" locked="0" layoutInCell="1" allowOverlap="1" wp14:anchorId="719CE79B" wp14:editId="2FDADA0F">
             <wp:simplePos x="0" y="0"/>
             <wp:positionH relativeFrom="column">
-              <wp:posOffset>-3810</wp:posOffset>
+              <wp:posOffset>3787140</wp:posOffset>
             </wp:positionH>
             <wp:positionV relativeFrom="paragraph">
-              <wp:posOffset>635</wp:posOffset>
+              <wp:posOffset>10160</wp:posOffset>
             </wp:positionV>
-            <wp:extent cx="1620000" cy="3510000"/>
+            <wp:extent cx="1619885" cy="3509645"/>
             <wp:effectExtent l="152400" t="152400" r="361315" b="357505"/>
             <wp:wrapNone/>
-            <wp:docPr id="15" name="Imagen 15"/>
+            <wp:docPr id="17" name="Imagen 17"/>
             <wp:cNvGraphicFramePr>
               <a:graphicFrameLocks xmlns:a="http://schemas.openxmlformats.org/drawingml/2006/main" noChangeAspect="1"/>
             </wp:cNvGraphicFramePr>
@@ -2539,7 +2601,7 @@
               <a:graphicData uri="http://schemas.openxmlformats.org/drawingml/2006/picture">
                 <pic:pic xmlns:pic="http://schemas.openxmlformats.org/drawingml/2006/picture">
                   <pic:nvPicPr>
-                    <pic:cNvPr id="0" name="Picture 3"/>
+                    <pic:cNvPr id="0" name="Picture 5"/>
                     <pic:cNvPicPr>
                       <a:picLocks noChangeAspect="1" noChangeArrowheads="1"/>
                     </pic:cNvPicPr>
@@ -2560,7 +2622,7 @@
                   <pic:spPr bwMode="auto">
                     <a:xfrm>
                       <a:off x="0" y="0"/>
-                      <a:ext cx="1620000" cy="3510000"/>
+                      <a:ext cx="1619885" cy="3509645"/>
                     </a:xfrm>
                     <a:prstGeom prst="rect">
                       <a:avLst/>
@@ -2588,121 +2650,23 @@
           </wp:anchor>
         </w:drawing>
       </w:r>
-    </w:p>
-    <w:p/>
-    <w:p/>
-    <w:p/>
-    <w:p/>
-    <w:p/>
-    <w:p/>
-    <w:p/>
-    <w:p/>
-    <w:p/>
-    <w:p/>
-    <w:p/>
-    <w:p/>
-    <w:p/>
-    <w:p/>
-    <w:p/>
-    <w:p/>
-    <w:p/>
-    <w:p>
-      <w:pPr>
-        <w:pStyle w:val="Prrafodelista"/>
-        <w:numPr>
-          <w:ilvl w:val="0"/>
-          <w:numId w:val="15"/>
-        </w:numPr>
-        <w:rPr>
-          <w:b/>
-          <w:bCs/>
-          <w:lang w:eastAsia="es-MX"/>
-        </w:rPr>
-      </w:pPr>
-      <w:r>
-        <w:rPr>
-          <w:b/>
-          <w:bCs/>
-          <w:lang w:eastAsia="es-MX"/>
-        </w:rPr>
-        <w:lastRenderedPageBreak/>
-        <w:t>Diseñar interfaz con animaciones:</w:t>
-      </w:r>
-    </w:p>
-    <w:p>
-      <w:r>
-        <w:t xml:space="preserve">La interfaz fue desarrollada utilizando </w:t>
-      </w:r>
-      <w:r>
-        <w:rPr>
-          <w:b/>
-          <w:bCs/>
-        </w:rPr>
-        <w:t xml:space="preserve">Jetpack Compose</w:t>
-      </w:r>
-      <w:r>
-        <w:t xml:space="preserve"> y </w:t>
-      </w:r>
-      <w:r>
-        <w:rPr>
-          <w:b/>
-          <w:bCs/>
-        </w:rPr>
-        <w:t>Material 3</w:t>
-      </w:r>
-      <w:r>
-        <w:t>.</w:t>
-      </w:r>
-    </w:p>
-    <w:p>
-      <w:r>
-        <w:t xml:space="preserve">Se implementó una animación para que las notas aparezcan de manera visual al agregarse. Para esto se utilizó AnimatedVisibility, combinando animaciones de desplazamiento horizontal y aparición gradual mediante slideInHorizontally y fadeIn.</w:t>
-      </w:r>
-    </w:p>
-    <w:p>
-      <w:r>
-        <w:t>Esto permite que la aplicación tenga una interacción más dinámica al momento de agregar una nota.</w:t>
-      </w:r>
-    </w:p>
-    <w:p>
-      <w:pPr>
-        <w:rPr>
-          <w:lang w:eastAsia="es-MX"/>
-        </w:rPr>
-      </w:pPr>
-      <w:r>
-        <w:t xml:space="preserve">Además de la animación de entrada, se reforzaron otras animaciones: al agregar, eliminar o filtrar notas (por ejemplo, al buscar), las tarjetas restantes se reacomodan con una animación de posición en vez de saltar de golpe a su nuevo lugar.</w:t>
-      </w:r>
-    </w:p>
-    <w:p>
-      <w:pPr>
-        <w:rPr>
-          <w:lang w:eastAsia="es-MX"/>
-        </w:rPr>
-      </w:pPr>
-      <w:r>
-        <w:t xml:space="preserve">También se agregó una animación de escala al presionar una tarjeta (retroalimentación visual del toque) y una transición entre la lista de notas y el estado vacío.</w:t>
-      </w:r>
-    </w:p>
-    <w:p/>
-    <w:p>
       <w:r>
         <w:rPr>
           <w:noProof/>
         </w:rPr>
         <w:drawing>
-          <wp:anchor distT="0" distB="0" distL="114300" distR="114300" simplePos="0" relativeHeight="251675648" behindDoc="0" locked="0" layoutInCell="1" allowOverlap="1" wp14:anchorId="7D756EA5" wp14:editId="0D33D426">
+          <wp:anchor distT="0" distB="0" distL="114300" distR="114300" simplePos="0" relativeHeight="251672576" behindDoc="0" locked="0" layoutInCell="1" allowOverlap="1" wp14:anchorId="7F9E12E7" wp14:editId="0E04E50A">
             <wp:simplePos x="0" y="0"/>
             <wp:positionH relativeFrom="column">
               <wp:posOffset>-3810</wp:posOffset>
             </wp:positionH>
             <wp:positionV relativeFrom="paragraph">
-              <wp:posOffset>-3810</wp:posOffset>
+              <wp:posOffset>635</wp:posOffset>
             </wp:positionV>
             <wp:extent cx="1620000" cy="3510000"/>
             <wp:effectExtent l="152400" t="152400" r="361315" b="357505"/>
             <wp:wrapNone/>
-            <wp:docPr id="19" name="Imagen 19"/>
+            <wp:docPr id="15" name="Imagen 15"/>
             <wp:cNvGraphicFramePr>
               <a:graphicFrameLocks xmlns:a="http://schemas.openxmlformats.org/drawingml/2006/main" noChangeAspect="1"/>
             </wp:cNvGraphicFramePr>
@@ -2710,7 +2674,7 @@
               <a:graphicData uri="http://schemas.openxmlformats.org/drawingml/2006/picture">
                 <pic:pic xmlns:pic="http://schemas.openxmlformats.org/drawingml/2006/picture">
                   <pic:nvPicPr>
-                    <pic:cNvPr id="0" name="Picture 6"/>
+                    <pic:cNvPr id="0" name="Picture 3"/>
                     <pic:cNvPicPr>
                       <a:picLocks noChangeAspect="1" noChangeArrowheads="1"/>
                     </pic:cNvPicPr>
@@ -2777,9 +2741,6 @@
     <w:p/>
     <w:p/>
     <w:p/>
-    <w:p/>
-    <w:p/>
-    <w:p/>
     <w:p>
       <w:pPr>
         <w:pStyle w:val="Prrafodelista"/>
@@ -2799,33 +2760,63 @@
           <w:bCs/>
           <w:lang w:eastAsia="es-MX"/>
         </w:rPr>
+        <w:t>Diseñar interfaz con animaciones:</w:t>
+      </w:r>
+    </w:p>
+    <w:p>
+      <w:r>
+        <w:t xml:space="preserve">La interfaz fue desarrollada utilizando </w:t>
+      </w:r>
+      <w:r>
+        <w:rPr>
+          <w:b/>
+          <w:bCs/>
+        </w:rPr>
+        <w:t>Jetpack Compose</w:t>
+      </w:r>
+      <w:r>
+        <w:t xml:space="preserve"> y </w:t>
+      </w:r>
+      <w:r>
+        <w:rPr>
+          <w:b/>
+          <w:bCs/>
+        </w:rPr>
+        <w:t>Material 3</w:t>
+      </w:r>
+      <w:r>
+        <w:t>.</w:t>
+      </w:r>
+    </w:p>
+    <w:p>
+      <w:r>
+        <w:t>Se implementó una animación para que las notas aparezcan de manera visual al agregarse. Para esto se utilizó AnimatedVisibility, combinando animaciones de desplazamiento horizontal y aparición gradual mediante slideInHorizontally y fadeIn.</w:t>
+      </w:r>
+    </w:p>
+    <w:p>
+      <w:r>
         <w:lastRenderedPageBreak/>
-        <w:t>Añadir gestos:</w:t>
-      </w:r>
-    </w:p>
-    <w:p>
-      <w:r>
-        <w:t xml:space="preserve">Se implementó un gesto de </w:t>
-      </w:r>
-      <w:r>
-        <w:rPr>
-          <w:b/>
-          <w:bCs/>
-        </w:rPr>
-        <w:t>deslizamiento (swipe</w:t>
-      </w:r>
-      <w:r>
-        <w:t>) para eliminar las notas.</w:t>
-      </w:r>
-    </w:p>
-    <w:p>
-      <w:r>
-        <w:t xml:space="preserve">El usuario puede deslizar una nota hacia un lado para eliminarla. En la versión implementada se utiliza SwipeToDismissBox, que permite realizar esta acción de manera sencilla dentro de Jetpack Compose.</w:t>
-      </w:r>
-    </w:p>
-    <w:p>
-      <w:r>
-        <w:t>Esta función facilita la interacción del usuario y evita tener que agregar un botón adicional para eliminar cada nota.</w:t>
+        <w:t>Esto permite que la aplicación tenga una interacción más dinámica al momento de agregar una nota.</w:t>
+      </w:r>
+    </w:p>
+    <w:p>
+      <w:pPr>
+        <w:rPr>
+          <w:lang w:eastAsia="es-MX"/>
+        </w:rPr>
+      </w:pPr>
+      <w:r>
+        <w:t>Además de la animación de entrada, se reforzaron otras animaciones: al agregar, eliminar o filtrar notas (por ejemplo, al buscar), las tarjetas restantes se reacomodan con una animación de posición en vez de saltar de golpe a su nuevo lugar.</w:t>
+      </w:r>
+    </w:p>
+    <w:p>
+      <w:pPr>
+        <w:rPr>
+          <w:lang w:eastAsia="es-MX"/>
+        </w:rPr>
+      </w:pPr>
+      <w:r>
+        <w:t>También se agregó una animación de escala al presionar una tarjeta (retroalimentación visual del toque) y una transición entre la lista de notas y el estado vacío.</w:t>
       </w:r>
     </w:p>
     <w:p/>
@@ -2835,18 +2826,18 @@
           <w:noProof/>
         </w:rPr>
         <w:drawing>
-          <wp:anchor distT="0" distB="0" distL="114300" distR="114300" simplePos="0" relativeHeight="251676672" behindDoc="0" locked="0" layoutInCell="1" allowOverlap="1" wp14:anchorId="1A912AF6" wp14:editId="12E8EF5F">
+          <wp:anchor distT="0" distB="0" distL="114300" distR="114300" simplePos="0" relativeHeight="251675648" behindDoc="0" locked="0" layoutInCell="1" allowOverlap="1" wp14:anchorId="7D756EA5" wp14:editId="0D33D426">
             <wp:simplePos x="0" y="0"/>
             <wp:positionH relativeFrom="column">
               <wp:posOffset>-3810</wp:posOffset>
             </wp:positionH>
             <wp:positionV relativeFrom="paragraph">
-              <wp:posOffset>1905</wp:posOffset>
+              <wp:posOffset>-3810</wp:posOffset>
             </wp:positionV>
             <wp:extent cx="1620000" cy="3510000"/>
             <wp:effectExtent l="152400" t="152400" r="361315" b="357505"/>
             <wp:wrapNone/>
-            <wp:docPr id="20" name="Imagen 20"/>
+            <wp:docPr id="19" name="Imagen 19"/>
             <wp:cNvGraphicFramePr>
               <a:graphicFrameLocks xmlns:a="http://schemas.openxmlformats.org/drawingml/2006/main" noChangeAspect="1"/>
             </wp:cNvGraphicFramePr>
@@ -2854,7 +2845,7 @@
               <a:graphicData uri="http://schemas.openxmlformats.org/drawingml/2006/picture">
                 <pic:pic xmlns:pic="http://schemas.openxmlformats.org/drawingml/2006/picture">
                   <pic:nvPicPr>
-                    <pic:cNvPr id="0" name="Picture 7"/>
+                    <pic:cNvPr id="0" name="Picture 6"/>
                     <pic:cNvPicPr>
                       <a:picLocks noChangeAspect="1" noChangeArrowheads="1"/>
                     </pic:cNvPicPr>
@@ -2904,70 +2895,93 @@
         </w:drawing>
       </w:r>
     </w:p>
-    <w:p>
-      <w:pPr>
-        <w:pageBreakBefore/>
-        <w:rPr>
-          <w:lang w:eastAsia="es-MX"/>
-        </w:rPr>
-      </w:pPr>
-      <w:r>
-        <w:t xml:space="preserve">Además del swipe, se agregó un segundo gesto: una </w:t>
-      </w:r>
-      <w:r>
-        <w:rPr>
-          <w:b/>
-          <w:bCs/>
-        </w:rPr>
-        <w:t xml:space="preserve">pulsación larga</w:t>
-      </w:r>
-      <w:r>
-        <w:t xml:space="preserve"> sobre una nota abre una vista de lectura a pantalla completa con </w:t>
-      </w:r>
-      <w:r>
-        <w:rPr>
-          <w:b/>
-          <w:bCs/>
-        </w:rPr>
-        <w:t xml:space="preserve">zoom de pellizco</w:t>
-      </w:r>
-      <w:r>
-        <w:t xml:space="preserve"> (pinch-to-zoom), pensada para notas con texto largo o letra pequeña.</w:t>
-      </w:r>
-    </w:p>
-    <w:p>
-      <w:pPr>
-        <w:rPr>
-          <w:lang w:eastAsia="es-MX"/>
-        </w:rPr>
-      </w:pPr>
-      <w:r>
-        <w:t xml:space="preserve">Al pellizcar con dos dedos sobre el texto este se agranda o achica (detectTransformGestures), y con doble toque se restablece el tamaño original. El tap normal sigue abriendo "Editar nota" como antes; el zoom no interfiere con eso.</w:t>
-      </w:r>
-    </w:p>
-    <w:p>
-      <w:pPr>
-        <w:rPr>
-          <w:lang w:eastAsia="es-MX"/>
-        </w:rPr>
-      </w:pPr>
+    <w:p/>
+    <w:p/>
+    <w:p/>
+    <w:p/>
+    <w:p/>
+    <w:p/>
+    <w:p/>
+    <w:p/>
+    <w:p/>
+    <w:p/>
+    <w:p/>
+    <w:p/>
+    <w:p/>
+    <w:p/>
+    <w:p/>
+    <w:p/>
+    <w:p/>
+    <w:p/>
+    <w:p/>
+    <w:p/>
+    <w:p>
+      <w:pPr>
+        <w:pStyle w:val="Prrafodelista"/>
+        <w:numPr>
+          <w:ilvl w:val="0"/>
+          <w:numId w:val="15"/>
+        </w:numPr>
+        <w:rPr>
+          <w:b/>
+          <w:bCs/>
+          <w:lang w:eastAsia="es-MX"/>
+        </w:rPr>
+      </w:pPr>
+      <w:r>
+        <w:rPr>
+          <w:b/>
+          <w:bCs/>
+          <w:lang w:eastAsia="es-MX"/>
+        </w:rPr>
+        <w:lastRenderedPageBreak/>
+        <w:t>Añadir gestos:</w:t>
+      </w:r>
+    </w:p>
+    <w:p>
+      <w:r>
+        <w:t xml:space="preserve">Se implementó un gesto de </w:t>
+      </w:r>
+      <w:r>
+        <w:rPr>
+          <w:b/>
+          <w:bCs/>
+        </w:rPr>
+        <w:t>deslizamiento (swipe</w:t>
+      </w:r>
+      <w:r>
+        <w:t>) para eliminar las notas.</w:t>
+      </w:r>
+    </w:p>
+    <w:p>
+      <w:r>
+        <w:t>El usuario puede deslizar una nota hacia un lado para eliminarla. En la versión implementada se utiliza SwipeToDismissBox, que permite realizar esta acción de manera sencilla dentro de Jetpack Compose.</w:t>
+      </w:r>
+    </w:p>
+    <w:p>
+      <w:r>
+        <w:t>Esta función facilita la interacción del usuario y evita tener que agregar un botón adicional para eliminar cada nota.</w:t>
+      </w:r>
+    </w:p>
+    <w:p/>
+    <w:p>
       <w:r>
         <w:rPr>
           <w:noProof/>
         </w:rPr>
         <w:drawing>
-          <wp:anchor distT="0" distB="0" distL="114300" distR="114300" simplePos="0" relativeHeight="251680200" behindDoc="0" locked="0" layoutInCell="1" allowOverlap="1" wp14:anchorId="AA100003" wp14:editId="AB100003">
+          <wp:anchor distT="0" distB="0" distL="114300" distR="114300" simplePos="0" relativeHeight="251676672" behindDoc="0" locked="0" layoutInCell="1" allowOverlap="1" wp14:anchorId="1A912AF6" wp14:editId="12E8EF5F">
             <wp:simplePos x="0" y="0"/>
             <wp:positionH relativeFrom="column">
               <wp:posOffset>-3810</wp:posOffset>
             </wp:positionH>
             <wp:positionV relativeFrom="paragraph">
-              <wp:posOffset>0</wp:posOffset>
+              <wp:posOffset>1905</wp:posOffset>
             </wp:positionV>
             <wp:extent cx="1620000" cy="3510000"/>
             <wp:effectExtent l="152400" t="152400" r="361315" b="357505"/>
             <wp:wrapNone/>
-            <wp:docPr id="103" name="Imagen 103"/>
+            <wp:docPr id="20" name="Imagen 20"/>
             <wp:cNvGraphicFramePr>
               <a:graphicFrameLocks xmlns:a="http://schemas.openxmlformats.org/drawingml/2006/main" noChangeAspect="1"/>
             </wp:cNvGraphicFramePr>
@@ -2975,13 +2989,13 @@
               <a:graphicData uri="http://schemas.openxmlformats.org/drawingml/2006/picture">
                 <pic:pic xmlns:pic="http://schemas.openxmlformats.org/drawingml/2006/picture">
                   <pic:nvPicPr>
-                    <pic:cNvPr id="0" name="Imagen 103"/>
+                    <pic:cNvPr id="0" name="Picture 7"/>
                     <pic:cNvPicPr>
                       <a:picLocks noChangeAspect="1" noChangeArrowheads="1"/>
                     </pic:cNvPicPr>
                   </pic:nvPicPr>
                   <pic:blipFill>
-                    <a:blip r:embed="rId25" cstate="print">
+                    <a:blip r:embed="rId22" cstate="print">
                       <a:extLst>
                         <a:ext uri="{28A0092B-C50C-407E-A947-70E740481C1C}">
                           <a14:useLocalDpi xmlns:a14="http://schemas.microsoft.com/office/drawing/2010/main" val="0"/>
@@ -3025,6 +3039,128 @@
         </w:drawing>
       </w:r>
     </w:p>
+    <w:p>
+      <w:pPr>
+        <w:pageBreakBefore/>
+        <w:rPr>
+          <w:lang w:eastAsia="es-MX"/>
+        </w:rPr>
+      </w:pPr>
+      <w:r>
+        <w:lastRenderedPageBreak/>
+        <w:t xml:space="preserve">Además del swipe, se agregó un segundo gesto: una </w:t>
+      </w:r>
+      <w:r>
+        <w:rPr>
+          <w:b/>
+          <w:bCs/>
+        </w:rPr>
+        <w:t>pulsación larga</w:t>
+      </w:r>
+      <w:r>
+        <w:t xml:space="preserve"> sobre una nota abre una vista de lectura a pantalla completa con </w:t>
+      </w:r>
+      <w:r>
+        <w:rPr>
+          <w:b/>
+          <w:bCs/>
+        </w:rPr>
+        <w:t>zoom de pellizco</w:t>
+      </w:r>
+      <w:r>
+        <w:t xml:space="preserve"> (pinch-to-zoom), pensada para notas con texto largo o letra pequeña.</w:t>
+      </w:r>
+    </w:p>
+    <w:p>
+      <w:pPr>
+        <w:rPr>
+          <w:lang w:eastAsia="es-MX"/>
+        </w:rPr>
+      </w:pPr>
+      <w:r>
+        <w:t>Al pellizcar con dos dedos sobre el texto este se agranda o achica (detectTransformGestures), y con doble toque se restablece el tamaño original. El tap normal sigue abriendo "Editar nota" como antes; el zoom no interfiere con eso.</w:t>
+      </w:r>
+    </w:p>
+    <w:p>
+      <w:pPr>
+        <w:rPr>
+          <w:lang w:eastAsia="es-MX"/>
+        </w:rPr>
+      </w:pPr>
+      <w:r>
+        <w:rPr>
+          <w:noProof/>
+        </w:rPr>
+        <w:drawing>
+          <wp:anchor distT="0" distB="0" distL="114300" distR="114300" simplePos="0" relativeHeight="251680200" behindDoc="0" locked="0" layoutInCell="1" allowOverlap="1" wp14:anchorId="AA100003" wp14:editId="4B3CC749">
+            <wp:simplePos x="0" y="0"/>
+            <wp:positionH relativeFrom="column">
+              <wp:posOffset>-3810</wp:posOffset>
+            </wp:positionH>
+            <wp:positionV relativeFrom="paragraph">
+              <wp:posOffset>0</wp:posOffset>
+            </wp:positionV>
+            <wp:extent cx="1620000" cy="3510000"/>
+            <wp:effectExtent l="152400" t="152400" r="361315" b="357505"/>
+            <wp:wrapNone/>
+            <wp:docPr id="103" name="Imagen 103"/>
+            <wp:cNvGraphicFramePr>
+              <a:graphicFrameLocks xmlns:a="http://schemas.openxmlformats.org/drawingml/2006/main" noChangeAspect="1"/>
+            </wp:cNvGraphicFramePr>
+            <a:graphic xmlns:a="http://schemas.openxmlformats.org/drawingml/2006/main">
+              <a:graphicData uri="http://schemas.openxmlformats.org/drawingml/2006/picture">
+                <pic:pic xmlns:pic="http://schemas.openxmlformats.org/drawingml/2006/picture">
+                  <pic:nvPicPr>
+                    <pic:cNvPr id="0" name="Imagen 103"/>
+                    <pic:cNvPicPr>
+                      <a:picLocks noChangeAspect="1" noChangeArrowheads="1"/>
+                    </pic:cNvPicPr>
+                  </pic:nvPicPr>
+                  <pic:blipFill>
+                    <a:blip r:embed="rId23" cstate="print">
+                      <a:extLst>
+                        <a:ext uri="{28A0092B-C50C-407E-A947-70E740481C1C}">
+                          <a14:useLocalDpi xmlns:a14="http://schemas.microsoft.com/office/drawing/2010/main" val="0"/>
+                        </a:ext>
+                      </a:extLst>
+                    </a:blip>
+                    <a:srcRect/>
+                    <a:stretch>
+                      <a:fillRect/>
+                    </a:stretch>
+                  </pic:blipFill>
+                  <pic:spPr bwMode="auto">
+                    <a:xfrm>
+                      <a:off x="0" y="0"/>
+                      <a:ext cx="1620000" cy="3510000"/>
+                    </a:xfrm>
+                    <a:prstGeom prst="rect">
+                      <a:avLst/>
+                    </a:prstGeom>
+                    <a:ln>
+                      <a:noFill/>
+                    </a:ln>
+                    <a:effectLst>
+                      <a:outerShdw blurRad="292100" dist="139700" dir="2700000" algn="tl" rotWithShape="0">
+                        <a:srgbClr val="333333">
+                          <a:alpha val="65000"/>
+                        </a:srgbClr>
+                      </a:outerShdw>
+                    </a:effectLst>
+                  </pic:spPr>
+                </pic:pic>
+              </a:graphicData>
+            </a:graphic>
+            <wp14:sizeRelH relativeFrom="page">
+              <wp14:pctWidth>0</wp14:pctWidth>
+            </wp14:sizeRelH>
+            <wp14:sizeRelV relativeFrom="page">
+              <wp14:pctHeight>0</wp14:pctHeight>
+            </wp14:sizeRelV>
+          </wp:anchor>
+        </w:drawing>
+      </w:r>
+    </w:p>
     <w:p/>
     <w:p/>
     <w:p/>
@@ -3066,6 +3202,7 @@
           <w:bCs/>
           <w:lang w:eastAsia="es-MX"/>
         </w:rPr>
+        <w:lastRenderedPageBreak/>
         <w:t>Diseño responsivo:</w:t>
       </w:r>
     </w:p>
@@ -3076,14 +3213,14 @@
         </w:rPr>
       </w:pPr>
       <w:r>
-        <w:t xml:space="preserve">La pantalla de notas se implementó con una cuadrícula adaptable (</w:t>
-      </w:r>
-      <w:r>
-        <w:rPr>
-          <w:b/>
-          <w:bCs/>
-        </w:rPr>
-        <w:t xml:space="preserve">LazyVerticalStaggeredGrid</w:t>
+        <w:t>La pantalla de notas se implementó con una cuadrícula adaptable (</w:t>
+      </w:r>
+      <w:r>
+        <w:rPr>
+          <w:b/>
+          <w:bCs/>
+        </w:rPr>
+        <w:t>LazyVerticalStaggeredGrid</w:t>
       </w:r>
       <w:r>
         <w:t xml:space="preserve"> con </w:t>
@@ -3093,40 +3230,40 @@
           <w:b/>
           <w:bCs/>
         </w:rPr>
-        <w:t xml:space="preserve">StaggeredGridCells.Adaptive</w:t>
-      </w:r>
-      <w:r>
-        <w:t xml:space="preserve">) en lugar de una lista de una sola columna fija.</w:t>
-      </w:r>
-    </w:p>
-    <w:p>
-      <w:pPr>
-        <w:rPr>
-          <w:lang w:eastAsia="es-MX"/>
-        </w:rPr>
-      </w:pPr>
-      <w:r>
-        <w:t xml:space="preserve">El número de columnas se recalcula solo, según el ancho disponible: una columna en un teléfono en vertical, y varias columnas al girar a horizontal o en una pantalla más grande (tablet), sin necesidad de escribir lógica distinta para cada tamaño de dispositivo.</w:t>
-      </w:r>
-    </w:p>
-    <w:p>
-      <w:pPr>
-        <w:rPr>
-          <w:lang w:eastAsia="es-MX"/>
-        </w:rPr>
-      </w:pPr>
-      <w:r>
-        <w:t xml:space="preserve">Esto se verificó en un emulador: con las mismas notas, la cuadrícula pasa de 2 columnas en vertical a 5 columnas al rotar a horizontal.</w:t>
-      </w:r>
-    </w:p>
-    <w:p>
-      <w:pPr>
-        <w:rPr>
-          <w:lang w:eastAsia="es-MX"/>
-        </w:rPr>
-      </w:pPr>
-      <w:r>
-        <w:t xml:space="preserve">Vista vertical (2 columnas):</w:t>
+        <w:t>StaggeredGridCells.Adaptive</w:t>
+      </w:r>
+      <w:r>
+        <w:t>) en lugar de una lista de una sola columna fija.</w:t>
+      </w:r>
+    </w:p>
+    <w:p>
+      <w:pPr>
+        <w:rPr>
+          <w:lang w:eastAsia="es-MX"/>
+        </w:rPr>
+      </w:pPr>
+      <w:r>
+        <w:t>El número de columnas se recalcula solo, según el ancho disponible: una columna en un teléfono en vertical, y varias columnas al girar a horizontal o en una pantalla más grande (tablet), sin necesidad de escribir lógica distinta para cada tamaño de dispositivo.</w:t>
+      </w:r>
+    </w:p>
+    <w:p>
+      <w:pPr>
+        <w:rPr>
+          <w:lang w:eastAsia="es-MX"/>
+        </w:rPr>
+      </w:pPr>
+      <w:r>
+        <w:t>Esto se verificó en un emulador: con las mismas notas, la cuadrícula pasa de 2 columnas en vertical a 5 columnas al rotar a horizontal.</w:t>
+      </w:r>
+    </w:p>
+    <w:p>
+      <w:pPr>
+        <w:rPr>
+          <w:lang w:eastAsia="es-MX"/>
+        </w:rPr>
+      </w:pPr>
+      <w:r>
+        <w:t>Vista vertical (2 columnas):</w:t>
       </w:r>
     </w:p>
     <w:p>
@@ -3140,7 +3277,7 @@
           <w:noProof/>
         </w:rPr>
         <w:drawing>
-          <wp:anchor distT="0" distB="0" distL="114300" distR="114300" simplePos="0" relativeHeight="251680000" behindDoc="0" locked="0" layoutInCell="1" allowOverlap="1" wp14:anchorId="AA100001" wp14:editId="AB100001">
+          <wp:anchor distT="0" distB="0" distL="114300" distR="114300" simplePos="0" relativeHeight="251680000" behindDoc="0" locked="0" layoutInCell="1" allowOverlap="1" wp14:anchorId="AA100001" wp14:editId="24AE3BE7">
             <wp:simplePos x="0" y="0"/>
             <wp:positionH relativeFrom="column">
               <wp:posOffset>-3810</wp:posOffset>
@@ -3160,6 +3297,395 @@
                 <pic:pic xmlns:pic="http://schemas.openxmlformats.org/drawingml/2006/picture">
                   <pic:nvPicPr>
                     <pic:cNvPr id="0" name="Imagen 101"/>
+                    <pic:cNvPicPr>
+                      <a:picLocks noChangeAspect="1" noChangeArrowheads="1"/>
+                    </pic:cNvPicPr>
+                  </pic:nvPicPr>
+                  <pic:blipFill>
+                    <a:blip r:embed="rId24" cstate="print">
+                      <a:extLst>
+                        <a:ext uri="{28A0092B-C50C-407E-A947-70E740481C1C}">
+                          <a14:useLocalDpi xmlns:a14="http://schemas.microsoft.com/office/drawing/2010/main" val="0"/>
+                        </a:ext>
+                      </a:extLst>
+                    </a:blip>
+                    <a:srcRect/>
+                    <a:stretch>
+                      <a:fillRect/>
+                    </a:stretch>
+                  </pic:blipFill>
+                  <pic:spPr bwMode="auto">
+                    <a:xfrm>
+                      <a:off x="0" y="0"/>
+                      <a:ext cx="1620000" cy="3510000"/>
+                    </a:xfrm>
+                    <a:prstGeom prst="rect">
+                      <a:avLst/>
+                    </a:prstGeom>
+                    <a:ln>
+                      <a:noFill/>
+                    </a:ln>
+                    <a:effectLst>
+                      <a:outerShdw blurRad="292100" dist="139700" dir="2700000" algn="tl" rotWithShape="0">
+                        <a:srgbClr val="333333">
+                          <a:alpha val="65000"/>
+                        </a:srgbClr>
+                      </a:outerShdw>
+                    </a:effectLst>
+                  </pic:spPr>
+                </pic:pic>
+              </a:graphicData>
+            </a:graphic>
+            <wp14:sizeRelH relativeFrom="page">
+              <wp14:pctWidth>0</wp14:pctWidth>
+            </wp14:sizeRelH>
+            <wp14:sizeRelV relativeFrom="page">
+              <wp14:pctHeight>0</wp14:pctHeight>
+            </wp14:sizeRelV>
+          </wp:anchor>
+        </w:drawing>
+      </w:r>
+    </w:p>
+    <w:p>
+      <w:pPr>
+        <w:pageBreakBefore/>
+        <w:rPr>
+          <w:lang w:eastAsia="es-MX"/>
+        </w:rPr>
+      </w:pPr>
+      <w:r>
+        <w:lastRenderedPageBreak/>
+        <w:t>Misma pantalla, en horizontal (5 columnas):</w:t>
+      </w:r>
+    </w:p>
+    <w:p>
+      <w:pPr>
+        <w:rPr>
+          <w:lang w:eastAsia="es-MX"/>
+        </w:rPr>
+      </w:pPr>
+      <w:r>
+        <w:rPr>
+          <w:noProof/>
+        </w:rPr>
+        <w:drawing>
+          <wp:anchor distT="0" distB="0" distL="114300" distR="114300" simplePos="0" relativeHeight="251680100" behindDoc="0" locked="0" layoutInCell="1" allowOverlap="1" wp14:anchorId="AA100002" wp14:editId="6AE3151F">
+            <wp:simplePos x="0" y="0"/>
+            <wp:positionH relativeFrom="column">
+              <wp:posOffset>-3810</wp:posOffset>
+            </wp:positionH>
+            <wp:positionV relativeFrom="paragraph">
+              <wp:posOffset>0</wp:posOffset>
+            </wp:positionV>
+            <wp:extent cx="3600000" cy="1620000"/>
+            <wp:effectExtent l="152400" t="152400" r="361315" b="357505"/>
+            <wp:wrapNone/>
+            <wp:docPr id="102" name="Imagen 102"/>
+            <wp:cNvGraphicFramePr>
+              <a:graphicFrameLocks xmlns:a="http://schemas.openxmlformats.org/drawingml/2006/main" noChangeAspect="1"/>
+            </wp:cNvGraphicFramePr>
+            <a:graphic xmlns:a="http://schemas.openxmlformats.org/drawingml/2006/main">
+              <a:graphicData uri="http://schemas.openxmlformats.org/drawingml/2006/picture">
+                <pic:pic xmlns:pic="http://schemas.openxmlformats.org/drawingml/2006/picture">
+                  <pic:nvPicPr>
+                    <pic:cNvPr id="0" name="Imagen 102"/>
+                    <pic:cNvPicPr>
+                      <a:picLocks noChangeAspect="1" noChangeArrowheads="1"/>
+                    </pic:cNvPicPr>
+                  </pic:nvPicPr>
+                  <pic:blipFill>
+                    <a:blip r:embed="rId25" cstate="print">
+                      <a:extLst>
+                        <a:ext uri="{28A0092B-C50C-407E-A947-70E740481C1C}">
+                          <a14:useLocalDpi xmlns:a14="http://schemas.microsoft.com/office/drawing/2010/main" val="0"/>
+                        </a:ext>
+                      </a:extLst>
+                    </a:blip>
+                    <a:srcRect/>
+                    <a:stretch>
+                      <a:fillRect/>
+                    </a:stretch>
+                  </pic:blipFill>
+                  <pic:spPr bwMode="auto">
+                    <a:xfrm>
+                      <a:off x="0" y="0"/>
+                      <a:ext cx="3600000" cy="1620000"/>
+                    </a:xfrm>
+                    <a:prstGeom prst="rect">
+                      <a:avLst/>
+                    </a:prstGeom>
+                    <a:ln>
+                      <a:noFill/>
+                    </a:ln>
+                    <a:effectLst>
+                      <a:outerShdw blurRad="292100" dist="139700" dir="2700000" algn="tl" rotWithShape="0">
+                        <a:srgbClr val="333333">
+                          <a:alpha val="65000"/>
+                        </a:srgbClr>
+                      </a:outerShdw>
+                    </a:effectLst>
+                  </pic:spPr>
+                </pic:pic>
+              </a:graphicData>
+            </a:graphic>
+            <wp14:sizeRelH relativeFrom="page">
+              <wp14:pctWidth>0</wp14:pctWidth>
+            </wp14:sizeRelH>
+            <wp14:sizeRelV relativeFrom="page">
+              <wp14:pctHeight>0</wp14:pctHeight>
+            </wp14:sizeRelV>
+          </wp:anchor>
+        </w:drawing>
+      </w:r>
+    </w:p>
+    <w:p/>
+    <w:p>
+      <w:pPr>
+        <w:pStyle w:val="Prrafodelista"/>
+        <w:pageBreakBefore/>
+        <w:numPr>
+          <w:ilvl w:val="0"/>
+          <w:numId w:val="15"/>
+        </w:numPr>
+        <w:rPr>
+          <w:b/>
+          <w:bCs/>
+          <w:lang w:eastAsia="es-MX"/>
+        </w:rPr>
+      </w:pPr>
+      <w:r>
+        <w:rPr>
+          <w:b/>
+          <w:bCs/>
+          <w:lang w:eastAsia="es-MX"/>
+        </w:rPr>
+        <w:lastRenderedPageBreak/>
+        <w:t>Pruebas y ajustes:</w:t>
+      </w:r>
+    </w:p>
+    <w:p>
+      <w:pPr>
+        <w:rPr>
+          <w:lang w:eastAsia="es-MX"/>
+        </w:rPr>
+      </w:pPr>
+      <w:r>
+        <w:rPr>
+          <w:lang w:eastAsia="es-MX"/>
+        </w:rPr>
+        <w:t>Finalmente, se realizaron pruebas para comprobar el correcto funcionamiento de la aplicación.</w:t>
+      </w:r>
+    </w:p>
+    <w:p>
+      <w:pPr>
+        <w:rPr>
+          <w:lang w:eastAsia="es-MX"/>
+        </w:rPr>
+      </w:pPr>
+      <w:r>
+        <w:rPr>
+          <w:lang w:eastAsia="es-MX"/>
+        </w:rPr>
+        <w:t>Se verificó principalmente:</w:t>
+      </w:r>
+    </w:p>
+    <w:p>
+      <w:pPr>
+        <w:pStyle w:val="Prrafodelista"/>
+        <w:numPr>
+          <w:ilvl w:val="0"/>
+          <w:numId w:val="25"/>
+        </w:numPr>
+        <w:rPr>
+          <w:lang w:eastAsia="es-MX"/>
+        </w:rPr>
+      </w:pPr>
+      <w:r>
+        <w:rPr>
+          <w:lang w:eastAsia="es-MX"/>
+        </w:rPr>
+        <w:t>Creación de nuevas notas.</w:t>
+      </w:r>
+    </w:p>
+    <w:p>
+      <w:pPr>
+        <w:pStyle w:val="Prrafodelista"/>
+        <w:numPr>
+          <w:ilvl w:val="0"/>
+          <w:numId w:val="25"/>
+        </w:numPr>
+        <w:rPr>
+          <w:lang w:eastAsia="es-MX"/>
+        </w:rPr>
+      </w:pPr>
+      <w:r>
+        <w:rPr>
+          <w:lang w:eastAsia="es-MX"/>
+        </w:rPr>
+        <w:t>Visualización de las notas almacenadas.</w:t>
+      </w:r>
+    </w:p>
+    <w:p>
+      <w:pPr>
+        <w:pStyle w:val="Prrafodelista"/>
+        <w:numPr>
+          <w:ilvl w:val="0"/>
+          <w:numId w:val="25"/>
+        </w:numPr>
+        <w:rPr>
+          <w:lang w:eastAsia="es-MX"/>
+        </w:rPr>
+      </w:pPr>
+      <w:r>
+        <w:rPr>
+          <w:lang w:eastAsia="es-MX"/>
+        </w:rPr>
+        <w:t>Edición de notas.</w:t>
+      </w:r>
+    </w:p>
+    <w:p>
+      <w:pPr>
+        <w:pStyle w:val="Prrafodelista"/>
+        <w:numPr>
+          <w:ilvl w:val="0"/>
+          <w:numId w:val="25"/>
+        </w:numPr>
+        <w:rPr>
+          <w:lang w:eastAsia="es-MX"/>
+        </w:rPr>
+      </w:pPr>
+      <w:r>
+        <w:rPr>
+          <w:lang w:eastAsia="es-MX"/>
+        </w:rPr>
+        <w:t>Eliminación mediante el gesto de swipe.</w:t>
+      </w:r>
+    </w:p>
+    <w:p>
+      <w:pPr>
+        <w:pStyle w:val="Prrafodelista"/>
+        <w:numPr>
+          <w:ilvl w:val="0"/>
+          <w:numId w:val="25"/>
+        </w:numPr>
+        <w:rPr>
+          <w:lang w:eastAsia="es-MX"/>
+        </w:rPr>
+      </w:pPr>
+      <w:r>
+        <w:rPr>
+          <w:lang w:eastAsia="es-MX"/>
+        </w:rPr>
+        <w:t>Zoom con pellizco (pulsación larga sobre una nota) para leer el contenido ampliado.</w:t>
+      </w:r>
+    </w:p>
+    <w:p>
+      <w:pPr>
+        <w:pStyle w:val="Prrafodelista"/>
+        <w:numPr>
+          <w:ilvl w:val="0"/>
+          <w:numId w:val="25"/>
+        </w:numPr>
+        <w:rPr>
+          <w:lang w:eastAsia="es-MX"/>
+        </w:rPr>
+      </w:pPr>
+      <w:r>
+        <w:rPr>
+          <w:lang w:eastAsia="es-MX"/>
+        </w:rPr>
+        <w:t>Reacomodo de la cuadrícula al girar el dispositivo (de 2 a 5 columnas con las mismas notas).</w:t>
+      </w:r>
+    </w:p>
+    <w:p>
+      <w:pPr>
+        <w:pStyle w:val="Prrafodelista"/>
+        <w:numPr>
+          <w:ilvl w:val="0"/>
+          <w:numId w:val="25"/>
+        </w:numPr>
+        <w:rPr>
+          <w:lang w:eastAsia="es-MX"/>
+        </w:rPr>
+      </w:pPr>
+      <w:r>
+        <w:rPr>
+          <w:lang w:eastAsia="es-MX"/>
+        </w:rPr>
+        <w:t>Persistencia de los datos después de cerrar y volver a abrir la aplicación.</w:t>
+      </w:r>
+    </w:p>
+    <w:p>
+      <w:pPr>
+        <w:pStyle w:val="Prrafodelista"/>
+        <w:numPr>
+          <w:ilvl w:val="0"/>
+          <w:numId w:val="25"/>
+        </w:numPr>
+        <w:rPr>
+          <w:lang w:eastAsia="es-MX"/>
+        </w:rPr>
+      </w:pPr>
+      <w:r>
+        <w:rPr>
+          <w:lang w:eastAsia="es-MX"/>
+        </w:rPr>
+        <w:t>Funcionamiento en emulador o dispositivo Android.</w:t>
+      </w:r>
+    </w:p>
+    <w:p>
+      <w:pPr>
+        <w:rPr>
+          <w:lang w:eastAsia="es-MX"/>
+        </w:rPr>
+      </w:pPr>
+      <w:r>
+        <w:rPr>
+          <w:lang w:eastAsia="es-MX"/>
+        </w:rPr>
+        <w:t>También se implementaron pruebas unitarias e instrumentadas para comprobar el funcionamiento de los conversores y las operaciones de la base de datos.</w:t>
+      </w:r>
+    </w:p>
+    <w:p>
+      <w:pPr>
+        <w:rPr>
+          <w:lang w:eastAsia="es-MX"/>
+        </w:rPr>
+      </w:pPr>
+      <w:r>
+        <w:rPr>
+          <w:lang w:eastAsia="es-MX"/>
+        </w:rPr>
+        <w:t>Además, se utilizó una herramienta de inteligencia artificial como apoyo durante el desarrollo para revisar código, resolver errores y verificar posibles soluciones.</w:t>
+      </w:r>
+    </w:p>
+    <w:p/>
+    <w:p>
+      <w:r>
+        <w:rPr>
+          <w:noProof/>
+        </w:rPr>
+        <w:drawing>
+          <wp:anchor distT="0" distB="0" distL="114300" distR="114300" simplePos="0" relativeHeight="251677696" behindDoc="0" locked="0" layoutInCell="1" allowOverlap="1" wp14:anchorId="3F7F2AF2" wp14:editId="6E10371C">
+            <wp:simplePos x="0" y="0"/>
+            <wp:positionH relativeFrom="column">
+              <wp:posOffset>-3810</wp:posOffset>
+            </wp:positionH>
+            <wp:positionV relativeFrom="paragraph">
+              <wp:posOffset>0</wp:posOffset>
+            </wp:positionV>
+            <wp:extent cx="1620000" cy="3510000"/>
+            <wp:effectExtent l="152400" t="152400" r="361315" b="357505"/>
+            <wp:wrapNone/>
+            <wp:docPr id="21" name="Imagen 21"/>
+            <wp:cNvGraphicFramePr>
+              <a:graphicFrameLocks xmlns:a="http://schemas.openxmlformats.org/drawingml/2006/main" noChangeAspect="1"/>
+            </wp:cNvGraphicFramePr>
+            <a:graphic xmlns:a="http://schemas.openxmlformats.org/drawingml/2006/main">
+              <a:graphicData uri="http://schemas.openxmlformats.org/drawingml/2006/picture">
+                <pic:pic xmlns:pic="http://schemas.openxmlformats.org/drawingml/2006/picture">
+                  <pic:nvPicPr>
+                    <pic:cNvPr id="0" name="Picture 8"/>
                     <pic:cNvPicPr>
                       <a:picLocks noChangeAspect="1" noChangeArrowheads="1"/>
                     </pic:cNvPicPr>
@@ -3209,394 +3735,6 @@
         </w:drawing>
       </w:r>
     </w:p>
-    <w:p>
-      <w:pPr>
-        <w:pageBreakBefore/>
-        <w:rPr>
-          <w:lang w:eastAsia="es-MX"/>
-        </w:rPr>
-      </w:pPr>
-      <w:r>
-        <w:t xml:space="preserve">Misma pantalla, en horizontal (5 columnas):</w:t>
-      </w:r>
-    </w:p>
-    <w:p>
-      <w:pPr>
-        <w:rPr>
-          <w:lang w:eastAsia="es-MX"/>
-        </w:rPr>
-      </w:pPr>
-      <w:r>
-        <w:rPr>
-          <w:noProof/>
-        </w:rPr>
-        <w:drawing>
-          <wp:anchor distT="0" distB="0" distL="114300" distR="114300" simplePos="0" relativeHeight="251680100" behindDoc="0" locked="0" layoutInCell="1" allowOverlap="1" wp14:anchorId="AA100002" wp14:editId="AB100002">
-            <wp:simplePos x="0" y="0"/>
-            <wp:positionH relativeFrom="column">
-              <wp:posOffset>-3810</wp:posOffset>
-            </wp:positionH>
-            <wp:positionV relativeFrom="paragraph">
-              <wp:posOffset>0</wp:posOffset>
-            </wp:positionV>
-            <wp:extent cx="3600000" cy="1620000"/>
-            <wp:effectExtent l="152400" t="152400" r="361315" b="357505"/>
-            <wp:wrapNone/>
-            <wp:docPr id="102" name="Imagen 102"/>
-            <wp:cNvGraphicFramePr>
-              <a:graphicFrameLocks xmlns:a="http://schemas.openxmlformats.org/drawingml/2006/main" noChangeAspect="1"/>
-            </wp:cNvGraphicFramePr>
-            <a:graphic xmlns:a="http://schemas.openxmlformats.org/drawingml/2006/main">
-              <a:graphicData uri="http://schemas.openxmlformats.org/drawingml/2006/picture">
-                <pic:pic xmlns:pic="http://schemas.openxmlformats.org/drawingml/2006/picture">
-                  <pic:nvPicPr>
-                    <pic:cNvPr id="0" name="Imagen 102"/>
-                    <pic:cNvPicPr>
-                      <a:picLocks noChangeAspect="1" noChangeArrowheads="1"/>
-                    </pic:cNvPicPr>
-                  </pic:nvPicPr>
-                  <pic:blipFill>
-                    <a:blip r:embed="rId27" cstate="print">
-                      <a:extLst>
-                        <a:ext uri="{28A0092B-C50C-407E-A947-70E740481C1C}">
-                          <a14:useLocalDpi xmlns:a14="http://schemas.microsoft.com/office/drawing/2010/main" val="0"/>
-                        </a:ext>
-                      </a:extLst>
-                    </a:blip>
-                    <a:srcRect/>
-                    <a:stretch>
-                      <a:fillRect/>
-                    </a:stretch>
-                  </pic:blipFill>
-                  <pic:spPr bwMode="auto">
-                    <a:xfrm>
-                      <a:off x="0" y="0"/>
-                      <a:ext cx="3600000" cy="1620000"/>
-                    </a:xfrm>
-                    <a:prstGeom prst="rect">
-                      <a:avLst/>
-                    </a:prstGeom>
-                    <a:ln>
-                      <a:noFill/>
-                    </a:ln>
-                    <a:effectLst>
-                      <a:outerShdw blurRad="292100" dist="139700" dir="2700000" algn="tl" rotWithShape="0">
-                        <a:srgbClr val="333333">
-                          <a:alpha val="65000"/>
-                        </a:srgbClr>
-                      </a:outerShdw>
-                    </a:effectLst>
-                  </pic:spPr>
-                </pic:pic>
-              </a:graphicData>
-            </a:graphic>
-            <wp14:sizeRelH relativeFrom="page">
-              <wp14:pctWidth>0</wp14:pctWidth>
-            </wp14:sizeRelH>
-            <wp14:sizeRelV relativeFrom="page">
-              <wp14:pctHeight>0</wp14:pctHeight>
-            </wp14:sizeRelV>
-          </wp:anchor>
-        </w:drawing>
-      </w:r>
-    </w:p>
-    <w:p/>
-    <w:p>
-      <w:pPr>
-        <w:pStyle w:val="Prrafodelista"/>
-        <w:pageBreakBefore/>
-        <w:numPr>
-          <w:ilvl w:val="0"/>
-          <w:numId w:val="15"/>
-        </w:numPr>
-        <w:rPr>
-          <w:b/>
-          <w:bCs/>
-          <w:lang w:eastAsia="es-MX"/>
-        </w:rPr>
-      </w:pPr>
-      <w:r>
-        <w:rPr>
-          <w:b/>
-          <w:bCs/>
-          <w:lang w:eastAsia="es-MX"/>
-        </w:rPr>
-        <w:lastRenderedPageBreak/>
-        <w:t>Pruebas y ajustes:</w:t>
-      </w:r>
-    </w:p>
-    <w:p>
-      <w:pPr>
-        <w:rPr>
-          <w:lang w:eastAsia="es-MX"/>
-        </w:rPr>
-      </w:pPr>
-      <w:r>
-        <w:rPr>
-          <w:lang w:eastAsia="es-MX"/>
-        </w:rPr>
-        <w:t>Finalmente, se realizaron pruebas para comprobar el correcto funcionamiento de la aplicación.</w:t>
-      </w:r>
-    </w:p>
-    <w:p>
-      <w:pPr>
-        <w:rPr>
-          <w:lang w:eastAsia="es-MX"/>
-        </w:rPr>
-      </w:pPr>
-      <w:r>
-        <w:rPr>
-          <w:lang w:eastAsia="es-MX"/>
-        </w:rPr>
-        <w:t>Se verificó principalmente:</w:t>
-      </w:r>
-    </w:p>
-    <w:p>
-      <w:pPr>
-        <w:pStyle w:val="Prrafodelista"/>
-        <w:numPr>
-          <w:ilvl w:val="0"/>
-          <w:numId w:val="25"/>
-        </w:numPr>
-        <w:rPr>
-          <w:lang w:eastAsia="es-MX"/>
-        </w:rPr>
-      </w:pPr>
-      <w:r>
-        <w:rPr>
-          <w:lang w:eastAsia="es-MX"/>
-        </w:rPr>
-        <w:t>Creación de nuevas notas.</w:t>
-      </w:r>
-    </w:p>
-    <w:p>
-      <w:pPr>
-        <w:pStyle w:val="Prrafodelista"/>
-        <w:numPr>
-          <w:ilvl w:val="0"/>
-          <w:numId w:val="25"/>
-        </w:numPr>
-        <w:rPr>
-          <w:lang w:eastAsia="es-MX"/>
-        </w:rPr>
-      </w:pPr>
-      <w:r>
-        <w:rPr>
-          <w:lang w:eastAsia="es-MX"/>
-        </w:rPr>
-        <w:t>Visualización de las notas almacenadas.</w:t>
-      </w:r>
-    </w:p>
-    <w:p>
-      <w:pPr>
-        <w:pStyle w:val="Prrafodelista"/>
-        <w:numPr>
-          <w:ilvl w:val="0"/>
-          <w:numId w:val="25"/>
-        </w:numPr>
-        <w:rPr>
-          <w:lang w:eastAsia="es-MX"/>
-        </w:rPr>
-      </w:pPr>
-      <w:r>
-        <w:rPr>
-          <w:lang w:eastAsia="es-MX"/>
-        </w:rPr>
-        <w:t>Edición de notas.</w:t>
-      </w:r>
-    </w:p>
-    <w:p>
-      <w:pPr>
-        <w:pStyle w:val="Prrafodelista"/>
-        <w:numPr>
-          <w:ilvl w:val="0"/>
-          <w:numId w:val="25"/>
-        </w:numPr>
-        <w:rPr>
-          <w:lang w:eastAsia="es-MX"/>
-        </w:rPr>
-      </w:pPr>
-      <w:r>
-        <w:rPr>
-          <w:lang w:eastAsia="es-MX"/>
-        </w:rPr>
-        <w:t xml:space="preserve">Eliminación mediante el gesto de swipe.</w:t>
-      </w:r>
-    </w:p>
-    <w:p>
-      <w:pPr>
-        <w:pStyle w:val="Prrafodelista"/>
-        <w:numPr>
-          <w:ilvl w:val="0"/>
-          <w:numId w:val="25"/>
-        </w:numPr>
-        <w:rPr>
-          <w:lang w:eastAsia="es-MX"/>
-        </w:rPr>
-      </w:pPr>
-      <w:r>
-        <w:rPr>
-          <w:lang w:eastAsia="es-MX"/>
-        </w:rPr>
-        <w:t>Zoom con pellizco (pulsación larga sobre una nota) para leer el contenido ampliado.</w:t>
-      </w:r>
-    </w:p>
-    <w:p>
-      <w:pPr>
-        <w:pStyle w:val="Prrafodelista"/>
-        <w:numPr>
-          <w:ilvl w:val="0"/>
-          <w:numId w:val="25"/>
-        </w:numPr>
-        <w:rPr>
-          <w:lang w:eastAsia="es-MX"/>
-        </w:rPr>
-      </w:pPr>
-      <w:r>
-        <w:rPr>
-          <w:lang w:eastAsia="es-MX"/>
-        </w:rPr>
-        <w:t>Reacomodo de la cuadrícula al girar el dispositivo (de 2 a 5 columnas con las mismas notas).</w:t>
-      </w:r>
-    </w:p>
-    <w:p>
-      <w:pPr>
-        <w:pStyle w:val="Prrafodelista"/>
-        <w:numPr>
-          <w:ilvl w:val="0"/>
-          <w:numId w:val="25"/>
-        </w:numPr>
-        <w:rPr>
-          <w:lang w:eastAsia="es-MX"/>
-        </w:rPr>
-      </w:pPr>
-      <w:r>
-        <w:rPr>
-          <w:lang w:eastAsia="es-MX"/>
-        </w:rPr>
-        <w:t>Persistencia de los datos después de cerrar y volver a abrir la aplicación.</w:t>
-      </w:r>
-    </w:p>
-    <w:p>
-      <w:pPr>
-        <w:pStyle w:val="Prrafodelista"/>
-        <w:numPr>
-          <w:ilvl w:val="0"/>
-          <w:numId w:val="25"/>
-        </w:numPr>
-        <w:rPr>
-          <w:lang w:eastAsia="es-MX"/>
-        </w:rPr>
-      </w:pPr>
-      <w:r>
-        <w:rPr>
-          <w:lang w:eastAsia="es-MX"/>
-        </w:rPr>
-        <w:t>Funcionamiento en emulador o dispositivo Android.</w:t>
-      </w:r>
-    </w:p>
-    <w:p>
-      <w:pPr>
-        <w:rPr>
-          <w:lang w:eastAsia="es-MX"/>
-        </w:rPr>
-      </w:pPr>
-      <w:r>
-        <w:rPr>
-          <w:lang w:eastAsia="es-MX"/>
-        </w:rPr>
-        <w:t>También se implementaron pruebas unitarias e instrumentadas para comprobar el funcionamiento de los conversores y las operaciones de la base de datos.</w:t>
-      </w:r>
-    </w:p>
-    <w:p>
-      <w:pPr>
-        <w:rPr>
-          <w:lang w:eastAsia="es-MX"/>
-        </w:rPr>
-      </w:pPr>
-      <w:r>
-        <w:rPr>
-          <w:lang w:eastAsia="es-MX"/>
-        </w:rPr>
-        <w:t>Además, se utilizó una herramienta de inteligencia artificial como apoyo durante el desarrollo para revisar código, resolver errores y verificar posibles soluciones.</w:t>
-      </w:r>
-    </w:p>
-    <w:p/>
-    <w:p>
-      <w:r>
-        <w:rPr>
-          <w:noProof/>
-        </w:rPr>
-        <w:drawing>
-          <wp:anchor distT="0" distB="0" distL="114300" distR="114300" simplePos="0" relativeHeight="251677696" behindDoc="0" locked="0" layoutInCell="1" allowOverlap="1" wp14:anchorId="3F7F2AF2" wp14:editId="6E10371C">
-            <wp:simplePos x="0" y="0"/>
-            <wp:positionH relativeFrom="column">
-              <wp:posOffset>-3810</wp:posOffset>
-            </wp:positionH>
-            <wp:positionV relativeFrom="paragraph">
-              <wp:posOffset>0</wp:posOffset>
-            </wp:positionV>
-            <wp:extent cx="1620000" cy="3510000"/>
-            <wp:effectExtent l="152400" t="152400" r="361315" b="357505"/>
-            <wp:wrapNone/>
-            <wp:docPr id="21" name="Imagen 21"/>
-            <wp:cNvGraphicFramePr>
-              <a:graphicFrameLocks xmlns:a="http://schemas.openxmlformats.org/drawingml/2006/main" noChangeAspect="1"/>
-            </wp:cNvGraphicFramePr>
-            <a:graphic xmlns:a="http://schemas.openxmlformats.org/drawingml/2006/main">
-              <a:graphicData uri="http://schemas.openxmlformats.org/drawingml/2006/picture">
-                <pic:pic xmlns:pic="http://schemas.openxmlformats.org/drawingml/2006/picture">
-                  <pic:nvPicPr>
-                    <pic:cNvPr id="0" name="Picture 8"/>
-                    <pic:cNvPicPr>
-                      <a:picLocks noChangeAspect="1" noChangeArrowheads="1"/>
-                    </pic:cNvPicPr>
-                  </pic:nvPicPr>
-                  <pic:blipFill>
-                    <a:blip r:embed="rId22" cstate="print">
-                      <a:extLst>
-                        <a:ext uri="{28A0092B-C50C-407E-A947-70E740481C1C}">
-                          <a14:useLocalDpi xmlns:a14="http://schemas.microsoft.com/office/drawing/2010/main" val="0"/>
-                        </a:ext>
-                      </a:extLst>
-                    </a:blip>
-                    <a:srcRect/>
-                    <a:stretch>
-                      <a:fillRect/>
-                    </a:stretch>
-                  </pic:blipFill>
-                  <pic:spPr bwMode="auto">
-                    <a:xfrm>
-                      <a:off x="0" y="0"/>
-                      <a:ext cx="1620000" cy="3510000"/>
-                    </a:xfrm>
-                    <a:prstGeom prst="rect">
-                      <a:avLst/>
-                    </a:prstGeom>
-                    <a:ln>
-                      <a:noFill/>
-                    </a:ln>
-                    <a:effectLst>
-                      <a:outerShdw blurRad="292100" dist="139700" dir="2700000" algn="tl" rotWithShape="0">
-                        <a:srgbClr val="333333">
-                          <a:alpha val="65000"/>
-                        </a:srgbClr>
-                      </a:outerShdw>
-                    </a:effectLst>
-                  </pic:spPr>
-                </pic:pic>
-              </a:graphicData>
-            </a:graphic>
-            <wp14:sizeRelH relativeFrom="page">
-              <wp14:pctWidth>0</wp14:pctWidth>
-            </wp14:sizeRelH>
-            <wp14:sizeRelV relativeFrom="page">
-              <wp14:pctHeight>0</wp14:pctHeight>
-            </wp14:sizeRelV>
-          </wp:anchor>
-        </w:drawing>
-      </w:r>
-    </w:p>
     <w:sectPr>
       <w:pgSz w:w="12240" w:h="15840"/>
       <w:pgMar w:top="1417" w:right="1701" w:bottom="1417" w:left="1701" w:header="708" w:footer="708" w:gutter="0"/>
@@ -3614,7 +3752,7 @@
 </file>
 
 <file path=word/numbering.xml><?xml version="1.0" encoding="utf-8"?>
-<w:numbering xmlns:wpc="http://schemas.microsoft.com/office/word/2010/wordprocessingCanvas" xmlns:cx="http://schemas.microsoft.com/office/drawing/2014/chartex" xmlns:cx1="http://schemas.microsoft.com/office/drawing/2015/9/8/chartex" xmlns:cx2="http://schemas.microsoft.com/office/drawing/2015/10/21/chartex" xmlns:cx3="http://schemas.microsoft.com/office/drawing/2016/5/9/chartex" xmlns:cx4="http://schemas.microsoft.com/office/drawing/2016/5/10/chartex" xmlns:cx5="http://schemas.microsoft.com/office/drawing/2016/5/11/chartex" xmlns:cx6="http://schemas.microsoft.com/office/drawing/2016/5/12/chartex" xmlns:cx7="http://schemas.microsoft.com/office/drawing/2016/5/13/chartex" xmlns:cx8="http://schemas.microsoft.com/office/drawing/2016/5/14/chartex" xmlns:mc="http://schemas.openxmlformats.org/markup-compatibility/2006" xmlns:aink="http://schemas.microsoft.com/office/drawing/2016/ink" xmlns:am3d="http://schemas.microsoft.com/office/drawing/2017/model3d" xmlns:o="urn:schemas-microsoft-com:office:office" xmlns:oel="http://schemas.microsoft.com/office/2019/extlst" xmlns:r="http://schemas.openxmlformats.org/officeDocument/2006/relationships" xmlns:m="http://schemas.openxmlformats.org/officeDocument/2006/math" xmlns:v="urn:schemas-microsoft-com:vml" xmlns:wp14="http://schemas.microsoft.com/office/word/2010/wordprocessingDrawing" xmlns:wp="http://schemas.openxmlformats.org/drawingml/2006/wordprocessingDrawing" xmlns:w10="urn:schemas-microsoft-com:office:word" xmlns:w="http://schemas.openxmlformats.org/wordprocessingml/2006/main" xmlns:w14="http://schemas.microsoft.com/office/word/2010/wordml" xmlns:w15="http://schemas.microsoft.com/office/word/2012/wordml" xmlns:w16cex="http://schemas.microsoft.com/office/word/2018/wordml/cex" xmlns:w16cid="http://schemas.microsoft.com/office/word/2016/wordml/cid" xmlns:w16="http://schemas.microsoft.com/office/word/2018/wordml" xmlns:w16sdtdh="http://schemas.microsoft.com/office/word/2020/wordml/sdtdatahash" xmlns:w16se="http://schemas.microsoft.com/office/word/2015/wordml/symex" xmlns:wpg="http://schemas.microsoft.com/office/word/2010/wordprocessingGroup" xmlns:wpi="http://schemas.microsoft.com/office/word/2010/wordprocessingInk" xmlns:wne="http://schemas.microsoft.com/office/word/2006/wordml" xmlns:wps="http://schemas.microsoft.com/office/word/2010/wordprocessingShape" mc:Ignorable="w14 w15 w16se w16cid w16 w16cex w16sdtdh wp14">
+<w:numbering xmlns:wpc="http://schemas.microsoft.com/office/word/2010/wordprocessingCanvas" xmlns:cx="http://schemas.microsoft.com/office/drawing/2014/chartex" xmlns:cx1="http://schemas.microsoft.com/office/drawing/2015/9/8/chartex" xmlns:cx2="http://schemas.microsoft.com/office/drawing/2015/10/21/chartex" xmlns:cx3="http://schemas.microsoft.com/office/drawing/2016/5/9/chartex" xmlns:cx4="http://schemas.microsoft.com/office/drawing/2016/5/10/chartex" xmlns:cx5="http://schemas.microsoft.com/office/drawing/2016/5/11/chartex" xmlns:cx6="http://schemas.microsoft.com/office/drawing/2016/5/12/chartex" xmlns:cx7="http://schemas.microsoft.com/office/drawing/2016/5/13/chartex" xmlns:cx8="http://schemas.microsoft.com/office/drawing/2016/5/14/chartex" xmlns:mc="http://schemas.openxmlformats.org/markup-compatibility/2006" xmlns:aink="http://schemas.microsoft.com/office/drawing/2016/ink" xmlns:am3d="http://schemas.microsoft.com/office/drawing/2017/model3d" xmlns:o="urn:schemas-microsoft-com:office:office" xmlns:oel="http://schemas.microsoft.com/office/2019/extlst" xmlns:r="http://schemas.openxmlformats.org/officeDocument/2006/relationships" xmlns:m="http://schemas.openxmlformats.org/officeDocument/2006/math" xmlns:v="urn:schemas-microsoft-com:vml" xmlns:wp14="http://schemas.microsoft.com/office/word/2010/wordprocessingDrawing" xmlns:wp="http://schemas.openxmlformats.org/drawingml/2006/wordprocessingDrawing" xmlns:w10="urn:schemas-microsoft-com:office:word" xmlns:w="http://schemas.openxmlformats.org/wordprocessingml/2006/main" xmlns:w14="http://schemas.microsoft.com/office/word/2010/wordml" xmlns:w15="http://schemas.microsoft.com/office/word/2012/wordml" xmlns:w16cex="http://schemas.microsoft.com/office/word/2018/wordml/cex" xmlns:w16cid="http://schemas.microsoft.com/office/word/2016/wordml/cid" xmlns:w16="http://schemas.microsoft.com/office/word/2018/wordml" xmlns:w16du="http://schemas.microsoft.com/office/word/2023/wordml/word16du" xmlns:w16sdtdh="http://schemas.microsoft.com/office/word/2020/wordml/sdtdatahash" xmlns:w16sdtfl="http://schemas.microsoft.com/office/word/2024/wordml/sdtformatlock" xmlns:w16se="http://schemas.microsoft.com/office/word/2015/wordml/symex" xmlns:wpg="http://schemas.microsoft.com/office/word/2010/wordprocessingGroup" xmlns:wpi="http://schemas.microsoft.com/office/word/2010/wordprocessingInk" xmlns:wne="http://schemas.microsoft.com/office/word/2006/wordml" xmlns:wps="http://schemas.microsoft.com/office/word/2010/wordprocessingShape" mc:Ignorable="w14 w15 w16se w16cid w16 w16cex w16sdtdh w16sdtfl w16du wp14">
   <w:abstractNum w:abstractNumId="0" w15:restartNumberingAfterBreak="0">
     <w:nsid w:val="03C676CA"/>
     <w:multiLevelType w:val="hybridMultilevel"/>
@@ -6521,7 +6659,7 @@
 </file>
 
 <file path=word/styles.xml><?xml version="1.0" encoding="utf-8"?>
-<w:styles xmlns:mc="http://schemas.openxmlformats.org/markup-compatibility/2006" xmlns:r="http://schemas.openxmlformats.org/officeDocument/2006/relationships" xmlns:w="http://schemas.openxmlformats.org/wordprocessingml/2006/main" xmlns:w14="http://schemas.microsoft.com/office/word/2010/wordml" xmlns:w15="http://schemas.microsoft.com/office/word/2012/wordml" xmlns:w16cex="http://schemas.microsoft.com/office/word/2018/wordml/cex" xmlns:w16cid="http://schemas.microsoft.com/office/word/2016/wordml/cid" xmlns:w16="http://schemas.microsoft.com/office/word/2018/wordml" xmlns:w16sdtdh="http://schemas.microsoft.com/office/word/2020/wordml/sdtdatahash" xmlns:w16se="http://schemas.microsoft.com/office/word/2015/wordml/symex" mc:Ignorable="w14 w15 w16se w16cid w16 w16cex w16sdtdh">
+<w:styles xmlns:mc="http://schemas.openxmlformats.org/markup-compatibility/2006" xmlns:r="http://schemas.openxmlformats.org/officeDocument/2006/relationships" xmlns:w="http://schemas.openxmlformats.org/wordprocessingml/2006/main" xmlns:w14="http://schemas.microsoft.com/office/word/2010/wordml" xmlns:w15="http://schemas.microsoft.com/office/word/2012/wordml" xmlns:w16cex="http://schemas.microsoft.com/office/word/2018/wordml/cex" xmlns:w16cid="http://schemas.microsoft.com/office/word/2016/wordml/cid" xmlns:w16="http://schemas.microsoft.com/office/word/2018/wordml" xmlns:w16du="http://schemas.microsoft.com/office/word/2023/wordml/word16du" xmlns:w16sdtdh="http://schemas.microsoft.com/office/word/2020/wordml/sdtdatahash" xmlns:w16sdtfl="http://schemas.microsoft.com/office/word/2024/wordml/sdtformatlock" xmlns:w16se="http://schemas.microsoft.com/office/word/2015/wordml/symex" mc:Ignorable="w14 w15 w16se w16cid w16 w16cex w16sdtdh w16sdtfl w16du">
   <w:docDefaults>
     <w:rPrDefault>
       <w:rPr>
@@ -7026,7 +7164,7 @@
       <w14:ligatures w14:val="none"/>
     </w:rPr>
   </w:style>
-  <w:style w:type="character" w:styleId="Textoennegrita">
+  <w:style w:type="character" w:styleId="Fuerte">
     <w:name w:val="Strong"/>
     <w:basedOn w:val="Fuentedeprrafopredeter"/>
     <w:uiPriority w:val="22"/>

--- a/Documentación/Actividad 4 Tec (App Movil).docx
+++ b/Documentación/Actividad 4 Tec (App Movil).docx
@@ -1939,20 +1939,8 @@
           <w:sz w:val="32"/>
           <w:szCs w:val="28"/>
         </w:rPr>
-        <w:t xml:space="preserve">Diseño – Prototipo en </w:t>
-      </w:r>
-      <w:proofErr w:type="spellStart"/>
-      <w:r>
-        <w:rPr>
-          <w:b/>
-          <w:bCs/>
-          <w:color w:val="ED7D31" w:themeColor="accent2"/>
-          <w:sz w:val="32"/>
-          <w:szCs w:val="28"/>
-        </w:rPr>
-        <w:t>Figma</w:t>
-      </w:r>
-      <w:proofErr w:type="spellEnd"/>
+        <w:t>Diseño – Prototipo en Figma</w:t>
+      </w:r>
     </w:p>
     <w:p>
       <w:pPr>
@@ -2023,30 +2011,16 @@
       </w:r>
     </w:p>
     <w:p>
-      <w:r>
+      <w:pPr>
+        <w:rPr>
+          <w:lang w:eastAsia="es-MX"/>
+        </w:rPr>
+      </w:pPr>
+      <w:r>
+        <w:rPr>
+          <w:lang w:eastAsia="es-MX"/>
+        </w:rPr>
         <w:lastRenderedPageBreak/>
-        <w:t xml:space="preserve">A continuación, el orden de las pantallas por orden de experiencia de usuario: Pantalla de inicio con notas y sin notas: </w:t>
-      </w:r>
-    </w:p>
-    <w:p>
-      <w:pPr>
-        <w:rPr>
-          <w:b/>
-          <w:bCs/>
-          <w:lang w:eastAsia="es-MX"/>
-        </w:rPr>
-      </w:pPr>
-    </w:p>
-    <w:p>
-      <w:pPr>
-        <w:rPr>
-          <w:lang w:eastAsia="es-MX"/>
-        </w:rPr>
-      </w:pPr>
-      <w:r>
-        <w:rPr>
-          <w:lang w:eastAsia="es-MX"/>
-        </w:rPr>
         <w:t xml:space="preserve">Para el desarrollo de la aplicación se creó un proyecto en </w:t>
       </w:r>
       <w:r>
@@ -2451,53 +2425,53 @@
           <w:bCs/>
           <w:lang w:eastAsia="es-MX"/>
         </w:rPr>
+        <w:t>Eliminar:</w:t>
+      </w:r>
+      <w:r>
+        <w:rPr>
+          <w:lang w:eastAsia="es-MX"/>
+        </w:rPr>
+        <w:t xml:space="preserve"> permite eliminar una nota.</w:t>
+      </w:r>
+    </w:p>
+    <w:p>
+      <w:pPr>
+        <w:rPr>
+          <w:lang w:eastAsia="es-MX"/>
+        </w:rPr>
+      </w:pPr>
+      <w:r>
+        <w:rPr>
+          <w:lang w:eastAsia="es-MX"/>
+        </w:rPr>
+        <w:t xml:space="preserve">Para gestionar estas operaciones se utilizó </w:t>
+      </w:r>
+      <w:r>
+        <w:rPr>
+          <w:b/>
+          <w:bCs/>
+          <w:lang w:eastAsia="es-MX"/>
+        </w:rPr>
+        <w:t>RoomDatabase</w:t>
+      </w:r>
+      <w:r>
+        <w:rPr>
+          <w:lang w:eastAsia="es-MX"/>
+        </w:rPr>
+        <w:t>, un Repository y un ViewModel. El NoteDao se encarga de realizar las operaciones directamente sobre la base de datos.</w:t>
+      </w:r>
+    </w:p>
+    <w:p>
+      <w:pPr>
+        <w:rPr>
+          <w:lang w:eastAsia="es-MX"/>
+        </w:rPr>
+      </w:pPr>
+      <w:r>
+        <w:rPr>
+          <w:lang w:eastAsia="es-MX"/>
+        </w:rPr>
         <w:lastRenderedPageBreak/>
-        <w:t>Eliminar:</w:t>
-      </w:r>
-      <w:r>
-        <w:rPr>
-          <w:lang w:eastAsia="es-MX"/>
-        </w:rPr>
-        <w:t xml:space="preserve"> permite eliminar una nota.</w:t>
-      </w:r>
-    </w:p>
-    <w:p>
-      <w:pPr>
-        <w:rPr>
-          <w:lang w:eastAsia="es-MX"/>
-        </w:rPr>
-      </w:pPr>
-      <w:r>
-        <w:rPr>
-          <w:lang w:eastAsia="es-MX"/>
-        </w:rPr>
-        <w:t xml:space="preserve">Para gestionar estas operaciones se utilizó </w:t>
-      </w:r>
-      <w:r>
-        <w:rPr>
-          <w:b/>
-          <w:bCs/>
-          <w:lang w:eastAsia="es-MX"/>
-        </w:rPr>
-        <w:t>RoomDatabase</w:t>
-      </w:r>
-      <w:r>
-        <w:rPr>
-          <w:lang w:eastAsia="es-MX"/>
-        </w:rPr>
-        <w:t>, un Repository y un ViewModel. El NoteDao se encarga de realizar las operaciones directamente sobre la base de datos.</w:t>
-      </w:r>
-    </w:p>
-    <w:p>
-      <w:pPr>
-        <w:rPr>
-          <w:lang w:eastAsia="es-MX"/>
-        </w:rPr>
-      </w:pPr>
-      <w:r>
-        <w:rPr>
-          <w:lang w:eastAsia="es-MX"/>
-        </w:rPr>
         <w:t>La información se obtiene mediante Flow, permitiendo que los cambios realizados en la base de datos se reflejen automáticamente en la interfaz.</w:t>
       </w:r>
     </w:p>
@@ -2795,18 +2769,21 @@
     </w:p>
     <w:p>
       <w:r>
+        <w:t>Esto permite que la aplicación tenga una interacción más dinámica al momento de agregar una nota.</w:t>
+      </w:r>
+    </w:p>
+    <w:p>
+      <w:pPr>
+        <w:rPr>
+          <w:lang w:eastAsia="es-MX"/>
+        </w:rPr>
+      </w:pPr>
+      <w:r>
+        <w:t xml:space="preserve">Además de la animación de entrada, se reforzaron otras animaciones: al agregar, eliminar o filtrar notas (por ejemplo, al buscar), las tarjetas restantes se </w:t>
+      </w:r>
+      <w:r>
         <w:lastRenderedPageBreak/>
-        <w:t>Esto permite que la aplicación tenga una interacción más dinámica al momento de agregar una nota.</w:t>
-      </w:r>
-    </w:p>
-    <w:p>
-      <w:pPr>
-        <w:rPr>
-          <w:lang w:eastAsia="es-MX"/>
-        </w:rPr>
-      </w:pPr>
-      <w:r>
-        <w:t>Además de la animación de entrada, se reforzaron otras animaciones: al agregar, eliminar o filtrar notas (por ejemplo, al buscar), las tarjetas restantes se reacomodan con una animación de posición en vez de saltar de golpe a su nuevo lugar.</w:t>
+        <w:t>reacomodan con una animación de posición en vez de saltar de golpe a su nuevo lugar.</w:t>
       </w:r>
     </w:p>
     <w:p>
@@ -2934,27 +2911,27 @@
           <w:bCs/>
           <w:lang w:eastAsia="es-MX"/>
         </w:rPr>
+        <w:t>Añadir gestos:</w:t>
+      </w:r>
+    </w:p>
+    <w:p>
+      <w:r>
+        <w:t xml:space="preserve">Se implementó un gesto de </w:t>
+      </w:r>
+      <w:r>
+        <w:rPr>
+          <w:b/>
+          <w:bCs/>
+        </w:rPr>
+        <w:t>deslizamiento (swipe</w:t>
+      </w:r>
+      <w:r>
+        <w:t>) para eliminar las notas.</w:t>
+      </w:r>
+    </w:p>
+    <w:p>
+      <w:r>
         <w:lastRenderedPageBreak/>
-        <w:t>Añadir gestos:</w:t>
-      </w:r>
-    </w:p>
-    <w:p>
-      <w:r>
-        <w:t xml:space="preserve">Se implementó un gesto de </w:t>
-      </w:r>
-      <w:r>
-        <w:rPr>
-          <w:b/>
-          <w:bCs/>
-        </w:rPr>
-        <w:t>deslizamiento (swipe</w:t>
-      </w:r>
-      <w:r>
-        <w:t>) para eliminar las notas.</w:t>
-      </w:r>
-    </w:p>
-    <w:p>
-      <w:r>
         <w:t>El usuario puede deslizar una nota hacia un lado para eliminarla. En la versión implementada se utiliza SwipeToDismissBox, que permite realizar esta acción de manera sencilla dentro de Jetpack Compose.</w:t>
       </w:r>
     </w:p>
